--- a/KSAS_Conference_Paper_LNIS.docx
+++ b/KSAS_Conference_Paper_LNIS.docx
@@ -578,7 +578,15 @@
           <w:sz w:val="18"/>
           <w:lang w:eastAsia="ko-KR"/>
         </w:rPr>
-        <w:t xml:space="preserve"> = R - S)을 각 위성의 </w:t>
+        <w:t xml:space="preserve"> = R - S)을 각 위성의</w:t>
+      </w:r>
+      <w:r>
+        <w:rPr>
+          <w:rFonts w:ascii="맑은 고딕" w:eastAsia="맑은 고딕" w:hAnsi="맑은 고딕"/>
+          <w:sz w:val="18"/>
+          <w:lang w:eastAsia="ko-KR"/>
+        </w:rPr>
+        <w:t xml:space="preserve"> </w:t>
       </w:r>
       <w:proofErr w:type="spellStart"/>
       <w:r>
@@ -592,6 +600,14 @@
       <w:proofErr w:type="spellEnd"/>
       <w:r>
         <w:rPr>
+          <w:rFonts w:ascii="맑은 고딕" w:eastAsia="맑은 고딕" w:hAnsi="맑은 고딕" w:hint="eastAsia"/>
+          <w:sz w:val="18"/>
+          <w:lang w:eastAsia="ko-KR"/>
+        </w:rPr>
+        <w:t xml:space="preserve"> </w:t>
+      </w:r>
+      <w:r>
+        <w:rPr>
           <w:rFonts w:ascii="맑은 고딕" w:eastAsia="맑은 고딕" w:hAnsi="맑은 고딕"/>
           <w:sz w:val="18"/>
           <w:lang w:eastAsia="ko-KR"/>
@@ -614,7 +630,17 @@
           <w:sz w:val="18"/>
           <w:lang w:eastAsia="ko-KR"/>
         </w:rPr>
-        <w:t xml:space="preserve">)에 반영하여 전송했을 때, 수신 측의 </w:t>
+        <w:t>)에 반영하여 전송했을</w:t>
+      </w:r>
+      <w:bookmarkStart w:id="0" w:name="_GoBack"/>
+      <w:bookmarkEnd w:id="0"/>
+      <w:r>
+        <w:rPr>
+          <w:rFonts w:ascii="맑은 고딕" w:eastAsia="맑은 고딕" w:hAnsi="맑은 고딕"/>
+          <w:sz w:val="18"/>
+          <w:lang w:eastAsia="ko-KR"/>
+        </w:rPr>
+        <w:t xml:space="preserve"> 때, 수신 측의 </w:t>
       </w:r>
       <w:proofErr w:type="spellStart"/>
       <w:r>
@@ -817,7 +843,6 @@
           <w:color w:val="0F172A"/>
           <w:lang w:eastAsia="ko-KR"/>
         </w:rPr>
-        <w:lastRenderedPageBreak/>
         <w:t>Ⅱ. 관련 표준 및 배경 이론</w:t>
       </w:r>
     </w:p>
@@ -836,6 +861,7 @@
           <w:sz w:val="19"/>
           <w:lang w:eastAsia="ko-KR"/>
         </w:rPr>
+        <w:lastRenderedPageBreak/>
         <w:t>2.1 NASA LSIS AFS 물리 프레임 규격</w:t>
       </w:r>
     </w:p>
@@ -1307,8 +1333,9 @@
           <w:sz w:val="18"/>
           <w:lang w:eastAsia="ko-KR"/>
         </w:rPr>
-        <w:t xml:space="preserve"> 3 및 4(SB3, SB4)는 각각 </w:t>
-      </w:r>
+        <w:t xml:space="preserve"> 3 및 4(SB3, SB4)는 각각 846 data bits에 24-bit CRC가 부가된 870 bits(Z=18)가 1,740 심볼로 </w:t>
+      </w:r>
+      <w:proofErr w:type="spellStart"/>
       <w:r>
         <w:rPr>
           <w:rFonts w:ascii="맑은 고딕" w:eastAsia="맑은 고딕" w:hAnsi="맑은 고딕"/>
@@ -1316,48 +1343,47 @@
           <w:sz w:val="18"/>
           <w:lang w:eastAsia="ko-KR"/>
         </w:rPr>
+        <w:t>부호화된다</w:t>
+      </w:r>
+      <w:proofErr w:type="spellEnd"/>
+      <w:r>
+        <w:rPr>
+          <w:rFonts w:ascii="맑은 고딕" w:eastAsia="맑은 고딕" w:hAnsi="맑은 고딕"/>
+          <w:color w:val="0F172A"/>
+          <w:sz w:val="18"/>
+          <w:lang w:eastAsia="ko-KR"/>
+        </w:rPr>
+        <w:t xml:space="preserve">. 합산된 5,880 심볼은 </w:t>
+      </w:r>
+      <w:proofErr w:type="spellStart"/>
+      <w:r>
+        <w:rPr>
+          <w:rFonts w:ascii="맑은 고딕" w:eastAsia="맑은 고딕" w:hAnsi="맑은 고딕"/>
+          <w:color w:val="0F172A"/>
+          <w:sz w:val="18"/>
+          <w:lang w:eastAsia="ko-KR"/>
+        </w:rPr>
+        <w:t>페이딩</w:t>
+      </w:r>
+      <w:proofErr w:type="spellEnd"/>
+      <w:r>
+        <w:rPr>
+          <w:rFonts w:ascii="맑은 고딕" w:eastAsia="맑은 고딕" w:hAnsi="맑은 고딕"/>
+          <w:color w:val="0F172A"/>
+          <w:sz w:val="18"/>
+          <w:lang w:eastAsia="ko-KR"/>
+        </w:rPr>
+        <w:t xml:space="preserve"> </w:t>
+      </w:r>
+      <w:r>
+        <w:rPr>
+          <w:rFonts w:ascii="맑은 고딕" w:eastAsia="맑은 고딕" w:hAnsi="맑은 고딕"/>
+          <w:color w:val="0F172A"/>
+          <w:sz w:val="18"/>
+          <w:lang w:eastAsia="ko-KR"/>
+        </w:rPr>
         <w:lastRenderedPageBreak/>
-        <w:t xml:space="preserve">846 data bits에 24-bit CRC가 부가된 870 bits(Z=18)가 1,740 심볼로 </w:t>
-      </w:r>
-      <w:proofErr w:type="spellStart"/>
-      <w:r>
-        <w:rPr>
-          <w:rFonts w:ascii="맑은 고딕" w:eastAsia="맑은 고딕" w:hAnsi="맑은 고딕"/>
-          <w:color w:val="0F172A"/>
-          <w:sz w:val="18"/>
-          <w:lang w:eastAsia="ko-KR"/>
-        </w:rPr>
-        <w:t>부호화된다</w:t>
-      </w:r>
-      <w:proofErr w:type="spellEnd"/>
-      <w:r>
-        <w:rPr>
-          <w:rFonts w:ascii="맑은 고딕" w:eastAsia="맑은 고딕" w:hAnsi="맑은 고딕"/>
-          <w:color w:val="0F172A"/>
-          <w:sz w:val="18"/>
-          <w:lang w:eastAsia="ko-KR"/>
-        </w:rPr>
-        <w:t xml:space="preserve">. 합산된 5,880 심볼은 </w:t>
-      </w:r>
-      <w:proofErr w:type="spellStart"/>
-      <w:r>
-        <w:rPr>
-          <w:rFonts w:ascii="맑은 고딕" w:eastAsia="맑은 고딕" w:hAnsi="맑은 고딕"/>
-          <w:color w:val="0F172A"/>
-          <w:sz w:val="18"/>
-          <w:lang w:eastAsia="ko-KR"/>
-        </w:rPr>
-        <w:t>페이딩</w:t>
-      </w:r>
-      <w:proofErr w:type="spellEnd"/>
-      <w:r>
-        <w:rPr>
-          <w:rFonts w:ascii="맑은 고딕" w:eastAsia="맑은 고딕" w:hAnsi="맑은 고딕"/>
-          <w:color w:val="0F172A"/>
-          <w:sz w:val="18"/>
-          <w:lang w:eastAsia="ko-KR"/>
-        </w:rPr>
-        <w:t xml:space="preserve"> 채널의 </w:t>
+        <w:t xml:space="preserve">채널의 </w:t>
       </w:r>
       <w:proofErr w:type="spellStart"/>
       <w:r>
@@ -1734,16 +1760,7 @@
           <w:sz w:val="18"/>
           <w:lang w:eastAsia="ko-KR"/>
         </w:rPr>
-        <w:t xml:space="preserve"> </w:t>
-      </w:r>
-      <w:r>
-        <w:rPr>
-          <w:rFonts w:ascii="맑은 고딕" w:eastAsia="맑은 고딕" w:hAnsi="맑은 고딕"/>
-          <w:sz w:val="18"/>
-          <w:lang w:eastAsia="ko-KR"/>
-        </w:rPr>
-        <w:lastRenderedPageBreak/>
-        <w:t xml:space="preserve">엔진(libLnisAfsCodec.so)을 호출하여 송신 기준 </w:t>
+        <w:t xml:space="preserve"> 엔진(libLnisAfsCodec.so)을 호출하여 송신 기준 </w:t>
       </w:r>
       <w:proofErr w:type="spellStart"/>
       <w:r>
@@ -1779,6 +1796,7 @@
           <w:sz w:val="18"/>
           <w:lang w:eastAsia="ko-KR"/>
         </w:rPr>
+        <w:lastRenderedPageBreak/>
         <w:t xml:space="preserve">공정한 알고리즘 검증을 위해 수신기 하드웨어가 자체 출력하는 UBX-NAV-PVT는 사용하지 않고, 송·수신 양측 모두 동일한 RTKLIB </w:t>
       </w:r>
       <w:proofErr w:type="spellStart"/>
@@ -2008,10 +2026,9 @@
           <w:sz w:val="18"/>
           <w:lang w:eastAsia="ko-KR"/>
         </w:rPr>
-        <w:t>·섭동·시계를 복원할 수 있도록 SB2(1,176 data bits)를 대용량 CED(Clock and Ephemeris Data) 슬롯으로 설계하였다. 본 연구에서는 레퍼런스 오픈소스(LANS-</w:t>
-      </w:r>
-      <w:bookmarkStart w:id="0" w:name="_GoBack"/>
-      <w:bookmarkEnd w:id="0"/>
+        <w:t xml:space="preserve">·섭동·시계를 복원할 수 있도록 SB2(1,176 data bits)를 대용량 CED(Clock and Ephemeris Data) 슬롯으로 설계하였다. 본 연구에서는 레퍼런스 오픈소스(LANS-AFS-SIM, </w:t>
+      </w:r>
+      <w:proofErr w:type="spellStart"/>
       <w:r>
         <w:rPr>
           <w:rFonts w:ascii="맑은 고딕" w:eastAsia="맑은 고딕" w:hAnsi="맑은 고딕"/>
@@ -2019,7 +2036,17 @@
           <w:sz w:val="18"/>
           <w:lang w:eastAsia="ko-KR"/>
         </w:rPr>
-        <w:t xml:space="preserve">AFS-SIM, </w:t>
+        <w:t>PocketSDR</w:t>
+      </w:r>
+      <w:proofErr w:type="spellEnd"/>
+      <w:r>
+        <w:rPr>
+          <w:rFonts w:ascii="맑은 고딕" w:eastAsia="맑은 고딕" w:hAnsi="맑은 고딕"/>
+          <w:color w:val="0F172A"/>
+          <w:sz w:val="18"/>
+          <w:lang w:eastAsia="ko-KR"/>
+        </w:rPr>
+        <w:t xml:space="preserve">-AFS)[9]의 물리 계층 C/C++ </w:t>
       </w:r>
       <w:proofErr w:type="spellStart"/>
       <w:r>
@@ -2029,7 +2056,7 @@
           <w:sz w:val="18"/>
           <w:lang w:eastAsia="ko-KR"/>
         </w:rPr>
-        <w:t>PocketSDR</w:t>
+        <w:t>코덱</w:t>
       </w:r>
       <w:proofErr w:type="spellEnd"/>
       <w:r>
@@ -2039,7 +2066,7 @@
           <w:sz w:val="18"/>
           <w:lang w:eastAsia="ko-KR"/>
         </w:rPr>
-        <w:t xml:space="preserve">-AFS)[9]의 물리 계층 C/C++ </w:t>
+        <w:t xml:space="preserve">(eph2sbf/sbf2eph)과의 완전한 하위 호환성을 유지하면서도, 실제 정밀 PVT </w:t>
       </w:r>
       <w:proofErr w:type="spellStart"/>
       <w:r>
@@ -2049,7 +2076,7 @@
           <w:sz w:val="18"/>
           <w:lang w:eastAsia="ko-KR"/>
         </w:rPr>
-        <w:t>코덱</w:t>
+        <w:t>솔버</w:t>
       </w:r>
       <w:proofErr w:type="spellEnd"/>
       <w:r>
@@ -2059,7 +2086,7 @@
           <w:sz w:val="18"/>
           <w:lang w:eastAsia="ko-KR"/>
         </w:rPr>
-        <w:t xml:space="preserve">(eph2sbf/sbf2eph)과의 완전한 하위 호환성을 유지하면서도, 실제 정밀 PVT </w:t>
+        <w:t xml:space="preserve">(RTKLIB </w:t>
       </w:r>
       <w:proofErr w:type="spellStart"/>
       <w:r>
@@ -2069,7 +2096,7 @@
           <w:sz w:val="18"/>
           <w:lang w:eastAsia="ko-KR"/>
         </w:rPr>
-        <w:t>솔버</w:t>
+        <w:t>pntpos</w:t>
       </w:r>
       <w:proofErr w:type="spellEnd"/>
       <w:r>
@@ -2079,7 +2106,7 @@
           <w:sz w:val="18"/>
           <w:lang w:eastAsia="ko-KR"/>
         </w:rPr>
-        <w:t xml:space="preserve">(RTKLIB </w:t>
+        <w:t xml:space="preserve">)에 필수적인 LNAV 720비트 원형 전체를 </w:t>
       </w:r>
       <w:proofErr w:type="spellStart"/>
       <w:r>
@@ -2089,7 +2116,7 @@
           <w:sz w:val="18"/>
           <w:lang w:eastAsia="ko-KR"/>
         </w:rPr>
-        <w:t>pntpos</w:t>
+        <w:t>무손실</w:t>
       </w:r>
       <w:proofErr w:type="spellEnd"/>
       <w:r>
@@ -2099,7 +2126,7 @@
           <w:sz w:val="18"/>
           <w:lang w:eastAsia="ko-KR"/>
         </w:rPr>
-        <w:t xml:space="preserve">)에 필수적인 LNAV 720비트 원형 전체를 </w:t>
+        <w:t xml:space="preserve"> 복원할 수 있도록 SB2 전반부(Bit 0~283, 284 bits)에는 오픈소스 10대 기본 요소(헤더 22b + </w:t>
       </w:r>
       <w:proofErr w:type="spellStart"/>
       <w:r>
@@ -2109,7 +2136,7 @@
           <w:sz w:val="18"/>
           <w:lang w:eastAsia="ko-KR"/>
         </w:rPr>
-        <w:t>무손실</w:t>
+        <w:t>케플러</w:t>
       </w:r>
       <w:proofErr w:type="spellEnd"/>
       <w:r>
@@ -2119,7 +2146,7 @@
           <w:sz w:val="18"/>
           <w:lang w:eastAsia="ko-KR"/>
         </w:rPr>
-        <w:t xml:space="preserve"> 복원할 수 있도록 SB2 전반부(Bit 0~283, 284 bits)에는 오픈소스 10대 기본 요소(헤더 22b + </w:t>
+        <w:t xml:space="preserve"> 6요소 및 </w:t>
       </w:r>
       <w:proofErr w:type="spellStart"/>
       <w:r>
@@ -2129,7 +2156,7 @@
           <w:sz w:val="18"/>
           <w:lang w:eastAsia="ko-KR"/>
         </w:rPr>
-        <w:t>케플러</w:t>
+        <w:t>원자시계</w:t>
       </w:r>
       <w:proofErr w:type="spellEnd"/>
       <w:r>
@@ -2139,7 +2166,7 @@
           <w:sz w:val="18"/>
           <w:lang w:eastAsia="ko-KR"/>
         </w:rPr>
-        <w:t xml:space="preserve"> 6요소 및 </w:t>
+        <w:t xml:space="preserve"> 3요소 262b)를 원형 배치하고, 이어지는 SB2 후반부(Bit 284~800, 517 bits)에는 Type 63 확장 헤더(57b)와 </w:t>
       </w:r>
       <w:proofErr w:type="spellStart"/>
       <w:r>
@@ -2149,6 +2176,211 @@
           <w:sz w:val="18"/>
           <w:lang w:eastAsia="ko-KR"/>
         </w:rPr>
+        <w:t>navPresent</w:t>
+      </w:r>
+      <w:proofErr w:type="spellEnd"/>
+      <w:r>
+        <w:rPr>
+          <w:rFonts w:ascii="맑은 고딕" w:eastAsia="맑은 고딕" w:hAnsi="맑은 고딕"/>
+          <w:color w:val="0F172A"/>
+          <w:sz w:val="18"/>
+          <w:lang w:eastAsia="ko-KR"/>
+        </w:rPr>
+        <w:t xml:space="preserve"> 플래그(1b), 그리고 6종 조화 섭동 계수(</w:t>
+      </w:r>
+      <w:proofErr w:type="spellStart"/>
+      <w:r>
+        <w:rPr>
+          <w:rFonts w:ascii="맑은 고딕" w:eastAsia="맑은 고딕" w:hAnsi="맑은 고딕"/>
+          <w:color w:val="0F172A"/>
+          <w:sz w:val="18"/>
+          <w:lang w:eastAsia="ko-KR"/>
+        </w:rPr>
+        <w:t>C_rs</w:t>
+      </w:r>
+      <w:proofErr w:type="spellEnd"/>
+      <w:r>
+        <w:rPr>
+          <w:rFonts w:ascii="맑은 고딕" w:eastAsia="맑은 고딕" w:hAnsi="맑은 고딕"/>
+          <w:color w:val="0F172A"/>
+          <w:sz w:val="18"/>
+          <w:lang w:eastAsia="ko-KR"/>
+        </w:rPr>
+        <w:t xml:space="preserve">, </w:t>
+      </w:r>
+      <w:proofErr w:type="spellStart"/>
+      <w:r>
+        <w:rPr>
+          <w:rFonts w:ascii="맑은 고딕" w:eastAsia="맑은 고딕" w:hAnsi="맑은 고딕"/>
+          <w:color w:val="0F172A"/>
+          <w:sz w:val="18"/>
+          <w:lang w:eastAsia="ko-KR"/>
+        </w:rPr>
+        <w:t>C_uc</w:t>
+      </w:r>
+      <w:proofErr w:type="spellEnd"/>
+      <w:r>
+        <w:rPr>
+          <w:rFonts w:ascii="맑은 고딕" w:eastAsia="맑은 고딕" w:hAnsi="맑은 고딕"/>
+          <w:color w:val="0F172A"/>
+          <w:sz w:val="18"/>
+          <w:lang w:eastAsia="ko-KR"/>
+        </w:rPr>
+        <w:t xml:space="preserve">, </w:t>
+      </w:r>
+      <w:proofErr w:type="spellStart"/>
+      <w:r>
+        <w:rPr>
+          <w:rFonts w:ascii="맑은 고딕" w:eastAsia="맑은 고딕" w:hAnsi="맑은 고딕"/>
+          <w:color w:val="0F172A"/>
+          <w:sz w:val="18"/>
+          <w:lang w:eastAsia="ko-KR"/>
+        </w:rPr>
+        <w:t>C_us</w:t>
+      </w:r>
+      <w:proofErr w:type="spellEnd"/>
+      <w:r>
+        <w:rPr>
+          <w:rFonts w:ascii="맑은 고딕" w:eastAsia="맑은 고딕" w:hAnsi="맑은 고딕"/>
+          <w:color w:val="0F172A"/>
+          <w:sz w:val="18"/>
+          <w:lang w:eastAsia="ko-KR"/>
+        </w:rPr>
+        <w:t xml:space="preserve">, </w:t>
+      </w:r>
+      <w:proofErr w:type="spellStart"/>
+      <w:r>
+        <w:rPr>
+          <w:rFonts w:ascii="맑은 고딕" w:eastAsia="맑은 고딕" w:hAnsi="맑은 고딕"/>
+          <w:color w:val="0F172A"/>
+          <w:sz w:val="18"/>
+          <w:lang w:eastAsia="ko-KR"/>
+        </w:rPr>
+        <w:t>C_ic</w:t>
+      </w:r>
+      <w:proofErr w:type="spellEnd"/>
+      <w:r>
+        <w:rPr>
+          <w:rFonts w:ascii="맑은 고딕" w:eastAsia="맑은 고딕" w:hAnsi="맑은 고딕"/>
+          <w:color w:val="0F172A"/>
+          <w:sz w:val="18"/>
+          <w:lang w:eastAsia="ko-KR"/>
+        </w:rPr>
+        <w:t xml:space="preserve">, </w:t>
+      </w:r>
+      <w:proofErr w:type="spellStart"/>
+      <w:r>
+        <w:rPr>
+          <w:rFonts w:ascii="맑은 고딕" w:eastAsia="맑은 고딕" w:hAnsi="맑은 고딕"/>
+          <w:color w:val="0F172A"/>
+          <w:sz w:val="18"/>
+          <w:lang w:eastAsia="ko-KR"/>
+        </w:rPr>
+        <w:t>C_is</w:t>
+      </w:r>
+      <w:proofErr w:type="spellEnd"/>
+      <w:r>
+        <w:rPr>
+          <w:rFonts w:ascii="맑은 고딕" w:eastAsia="맑은 고딕" w:hAnsi="맑은 고딕"/>
+          <w:color w:val="0F172A"/>
+          <w:sz w:val="18"/>
+          <w:lang w:eastAsia="ko-KR"/>
+        </w:rPr>
+        <w:t xml:space="preserve">, </w:t>
+      </w:r>
+      <w:proofErr w:type="spellStart"/>
+      <w:r>
+        <w:rPr>
+          <w:rFonts w:ascii="맑은 고딕" w:eastAsia="맑은 고딕" w:hAnsi="맑은 고딕"/>
+          <w:color w:val="0F172A"/>
+          <w:sz w:val="18"/>
+          <w:lang w:eastAsia="ko-KR"/>
+        </w:rPr>
+        <w:t>C_rc</w:t>
+      </w:r>
+      <w:proofErr w:type="spellEnd"/>
+      <w:r>
+        <w:rPr>
+          <w:rFonts w:ascii="맑은 고딕" w:eastAsia="맑은 고딕" w:hAnsi="맑은 고딕"/>
+          <w:color w:val="0F172A"/>
+          <w:sz w:val="18"/>
+          <w:lang w:eastAsia="ko-KR"/>
+        </w:rPr>
+        <w:t xml:space="preserve">), </w:t>
+      </w:r>
+      <w:proofErr w:type="spellStart"/>
+      <w:r>
+        <w:rPr>
+          <w:rFonts w:ascii="맑은 고딕" w:eastAsia="맑은 고딕" w:hAnsi="맑은 고딕"/>
+          <w:color w:val="0F172A"/>
+          <w:sz w:val="18"/>
+          <w:lang w:eastAsia="ko-KR"/>
+        </w:rPr>
+        <w:t>세차율</w:t>
+      </w:r>
+      <w:proofErr w:type="spellEnd"/>
+      <w:r>
+        <w:rPr>
+          <w:rFonts w:ascii="맑은 고딕" w:eastAsia="맑은 고딕" w:hAnsi="맑은 고딕"/>
+          <w:color w:val="0F172A"/>
+          <w:sz w:val="18"/>
+          <w:lang w:eastAsia="ko-KR"/>
+        </w:rPr>
+        <w:t>(</w:t>
+      </w:r>
+      <w:proofErr w:type="spellStart"/>
+      <w:r>
+        <w:rPr>
+          <w:rFonts w:ascii="맑은 고딕" w:eastAsia="맑은 고딕" w:hAnsi="맑은 고딕"/>
+          <w:color w:val="0F172A"/>
+          <w:sz w:val="18"/>
+        </w:rPr>
+        <w:t>Δ</w:t>
+      </w:r>
+      <w:r>
+        <w:rPr>
+          <w:rFonts w:ascii="맑은 고딕" w:eastAsia="맑은 고딕" w:hAnsi="맑은 고딕"/>
+          <w:color w:val="0F172A"/>
+          <w:sz w:val="18"/>
+          <w:lang w:eastAsia="ko-KR"/>
+        </w:rPr>
+        <w:t>n</w:t>
+      </w:r>
+      <w:proofErr w:type="spellEnd"/>
+      <w:r>
+        <w:rPr>
+          <w:rFonts w:ascii="맑은 고딕" w:eastAsia="맑은 고딕" w:hAnsi="맑은 고딕"/>
+          <w:color w:val="0F172A"/>
+          <w:sz w:val="18"/>
+          <w:lang w:eastAsia="ko-KR"/>
+        </w:rPr>
+        <w:t xml:space="preserve">, </w:t>
+      </w:r>
+      <w:r>
+        <w:rPr>
+          <w:rFonts w:ascii="맑은 고딕" w:eastAsia="맑은 고딕" w:hAnsi="맑은 고딕"/>
+          <w:color w:val="0F172A"/>
+          <w:sz w:val="18"/>
+        </w:rPr>
+        <w:t>Ω</w:t>
+      </w:r>
+      <w:r>
+        <w:rPr>
+          <w:rFonts w:ascii="맑은 고딕" w:eastAsia="맑은 고딕" w:hAnsi="맑은 고딕"/>
+          <w:color w:val="0F172A"/>
+          <w:sz w:val="18"/>
+          <w:lang w:eastAsia="ko-KR"/>
+        </w:rPr>
+        <w:t xml:space="preserve">̇, IDOT), </w:t>
+      </w:r>
+      <w:proofErr w:type="spellStart"/>
+      <w:r>
+        <w:rPr>
+          <w:rFonts w:ascii="맑은 고딕" w:eastAsia="맑은 고딕" w:hAnsi="맑은 고딕"/>
+          <w:color w:val="0F172A"/>
+          <w:sz w:val="18"/>
+          <w:lang w:eastAsia="ko-KR"/>
+        </w:rPr>
         <w:t>원자시계</w:t>
       </w:r>
       <w:proofErr w:type="spellEnd"/>
@@ -2159,7 +2391,7 @@
           <w:sz w:val="18"/>
           <w:lang w:eastAsia="ko-KR"/>
         </w:rPr>
-        <w:t xml:space="preserve"> 3요소 262b)를 원형 배치하고, 이어지는 SB2 후반부(Bit 284~800, 517 bits)에는 Type 63 확장 헤더(57b)와 </w:t>
+        <w:t xml:space="preserve"> 2차 가속도(a_f2), </w:t>
       </w:r>
       <w:proofErr w:type="spellStart"/>
       <w:r>
@@ -2169,7 +2401,7 @@
           <w:sz w:val="18"/>
           <w:lang w:eastAsia="ko-KR"/>
         </w:rPr>
-        <w:t>navPresent</w:t>
+        <w:t>군지연차</w:t>
       </w:r>
       <w:proofErr w:type="spellEnd"/>
       <w:r>
@@ -2179,7 +2411,7 @@
           <w:sz w:val="18"/>
           <w:lang w:eastAsia="ko-KR"/>
         </w:rPr>
-        <w:t xml:space="preserve"> 플래그(1b), 그리고 6종 조화 섭동 계수(</w:t>
+        <w:t xml:space="preserve">(T_GD) 등 잔여 LNAV 459비트를 단일 블록에 통합 탑재하였다(총 801 bits 사용, 잔여 375 bits는 표준 0101 교대 패턴 패딩). 또한 단일 </w:t>
       </w:r>
       <w:proofErr w:type="spellStart"/>
       <w:r>
@@ -2189,7 +2421,7 @@
           <w:sz w:val="18"/>
           <w:lang w:eastAsia="ko-KR"/>
         </w:rPr>
-        <w:t>C_rs</w:t>
+        <w:t>에포크</w:t>
       </w:r>
       <w:proofErr w:type="spellEnd"/>
       <w:r>
@@ -2199,7 +2431,7 @@
           <w:sz w:val="18"/>
           <w:lang w:eastAsia="ko-KR"/>
         </w:rPr>
-        <w:t xml:space="preserve">, </w:t>
+        <w:t xml:space="preserve"> 정밀 </w:t>
       </w:r>
       <w:proofErr w:type="spellStart"/>
       <w:r>
@@ -2209,7 +2441,7 @@
           <w:sz w:val="18"/>
           <w:lang w:eastAsia="ko-KR"/>
         </w:rPr>
-        <w:t>C_uc</w:t>
+        <w:t>측위에</w:t>
       </w:r>
       <w:proofErr w:type="spellEnd"/>
       <w:r>
@@ -2219,7 +2451,7 @@
           <w:sz w:val="18"/>
           <w:lang w:eastAsia="ko-KR"/>
         </w:rPr>
-        <w:t xml:space="preserve">, </w:t>
+        <w:t xml:space="preserve"> 사용되지 않는 </w:t>
       </w:r>
       <w:proofErr w:type="spellStart"/>
       <w:r>
@@ -2229,7 +2461,7 @@
           <w:sz w:val="18"/>
           <w:lang w:eastAsia="ko-KR"/>
         </w:rPr>
-        <w:t>C_us</w:t>
+        <w:t>위성군</w:t>
       </w:r>
       <w:proofErr w:type="spellEnd"/>
       <w:r>
@@ -2239,7 +2471,7 @@
           <w:sz w:val="18"/>
           <w:lang w:eastAsia="ko-KR"/>
         </w:rPr>
-        <w:t xml:space="preserve">, </w:t>
+        <w:t xml:space="preserve"> </w:t>
       </w:r>
       <w:proofErr w:type="spellStart"/>
       <w:r>
@@ -2249,7 +2481,7 @@
           <w:sz w:val="18"/>
           <w:lang w:eastAsia="ko-KR"/>
         </w:rPr>
-        <w:t>C_ic</w:t>
+        <w:t>알마낙</w:t>
       </w:r>
       <w:proofErr w:type="spellEnd"/>
       <w:r>
@@ -2259,9 +2491,8 @@
           <w:sz w:val="18"/>
           <w:lang w:eastAsia="ko-KR"/>
         </w:rPr>
-        <w:t xml:space="preserve">, </w:t>
-      </w:r>
-      <w:proofErr w:type="spellStart"/>
+        <w:t xml:space="preserve"> 슬롯인 SB3(846 data bits)는 오픈소스와 </w:t>
+      </w:r>
       <w:r>
         <w:rPr>
           <w:rFonts w:ascii="맑은 고딕" w:eastAsia="맑은 고딕" w:hAnsi="맑은 고딕"/>
@@ -2269,223 +2500,8 @@
           <w:sz w:val="18"/>
           <w:lang w:eastAsia="ko-KR"/>
         </w:rPr>
-        <w:t>C_is</w:t>
-      </w:r>
-      <w:proofErr w:type="spellEnd"/>
-      <w:r>
-        <w:rPr>
-          <w:rFonts w:ascii="맑은 고딕" w:eastAsia="맑은 고딕" w:hAnsi="맑은 고딕"/>
-          <w:color w:val="0F172A"/>
-          <w:sz w:val="18"/>
-          <w:lang w:eastAsia="ko-KR"/>
-        </w:rPr>
-        <w:t xml:space="preserve">, </w:t>
-      </w:r>
-      <w:proofErr w:type="spellStart"/>
-      <w:r>
-        <w:rPr>
-          <w:rFonts w:ascii="맑은 고딕" w:eastAsia="맑은 고딕" w:hAnsi="맑은 고딕"/>
-          <w:color w:val="0F172A"/>
-          <w:sz w:val="18"/>
-          <w:lang w:eastAsia="ko-KR"/>
-        </w:rPr>
-        <w:t>C_rc</w:t>
-      </w:r>
-      <w:proofErr w:type="spellEnd"/>
-      <w:r>
-        <w:rPr>
-          <w:rFonts w:ascii="맑은 고딕" w:eastAsia="맑은 고딕" w:hAnsi="맑은 고딕"/>
-          <w:color w:val="0F172A"/>
-          <w:sz w:val="18"/>
-          <w:lang w:eastAsia="ko-KR"/>
-        </w:rPr>
-        <w:t xml:space="preserve">), </w:t>
-      </w:r>
-      <w:proofErr w:type="spellStart"/>
-      <w:r>
-        <w:rPr>
-          <w:rFonts w:ascii="맑은 고딕" w:eastAsia="맑은 고딕" w:hAnsi="맑은 고딕"/>
-          <w:color w:val="0F172A"/>
-          <w:sz w:val="18"/>
-          <w:lang w:eastAsia="ko-KR"/>
-        </w:rPr>
-        <w:t>세차율</w:t>
-      </w:r>
-      <w:proofErr w:type="spellEnd"/>
-      <w:r>
-        <w:rPr>
-          <w:rFonts w:ascii="맑은 고딕" w:eastAsia="맑은 고딕" w:hAnsi="맑은 고딕"/>
-          <w:color w:val="0F172A"/>
-          <w:sz w:val="18"/>
-          <w:lang w:eastAsia="ko-KR"/>
-        </w:rPr>
-        <w:t>(</w:t>
-      </w:r>
-      <w:proofErr w:type="spellStart"/>
-      <w:r>
-        <w:rPr>
-          <w:rFonts w:ascii="맑은 고딕" w:eastAsia="맑은 고딕" w:hAnsi="맑은 고딕"/>
-          <w:color w:val="0F172A"/>
-          <w:sz w:val="18"/>
-        </w:rPr>
-        <w:t>Δ</w:t>
-      </w:r>
-      <w:r>
-        <w:rPr>
-          <w:rFonts w:ascii="맑은 고딕" w:eastAsia="맑은 고딕" w:hAnsi="맑은 고딕"/>
-          <w:color w:val="0F172A"/>
-          <w:sz w:val="18"/>
-          <w:lang w:eastAsia="ko-KR"/>
-        </w:rPr>
-        <w:t>n</w:t>
-      </w:r>
-      <w:proofErr w:type="spellEnd"/>
-      <w:r>
-        <w:rPr>
-          <w:rFonts w:ascii="맑은 고딕" w:eastAsia="맑은 고딕" w:hAnsi="맑은 고딕"/>
-          <w:color w:val="0F172A"/>
-          <w:sz w:val="18"/>
-          <w:lang w:eastAsia="ko-KR"/>
-        </w:rPr>
-        <w:t xml:space="preserve">, </w:t>
-      </w:r>
-      <w:r>
-        <w:rPr>
-          <w:rFonts w:ascii="맑은 고딕" w:eastAsia="맑은 고딕" w:hAnsi="맑은 고딕"/>
-          <w:color w:val="0F172A"/>
-          <w:sz w:val="18"/>
-        </w:rPr>
-        <w:t>Ω</w:t>
-      </w:r>
-      <w:r>
-        <w:rPr>
-          <w:rFonts w:ascii="맑은 고딕" w:eastAsia="맑은 고딕" w:hAnsi="맑은 고딕"/>
-          <w:color w:val="0F172A"/>
-          <w:sz w:val="18"/>
-          <w:lang w:eastAsia="ko-KR"/>
-        </w:rPr>
-        <w:t xml:space="preserve">̇, IDOT), </w:t>
-      </w:r>
-      <w:proofErr w:type="spellStart"/>
-      <w:r>
-        <w:rPr>
-          <w:rFonts w:ascii="맑은 고딕" w:eastAsia="맑은 고딕" w:hAnsi="맑은 고딕"/>
-          <w:color w:val="0F172A"/>
-          <w:sz w:val="18"/>
-          <w:lang w:eastAsia="ko-KR"/>
-        </w:rPr>
-        <w:t>원자시계</w:t>
-      </w:r>
-      <w:proofErr w:type="spellEnd"/>
-      <w:r>
-        <w:rPr>
-          <w:rFonts w:ascii="맑은 고딕" w:eastAsia="맑은 고딕" w:hAnsi="맑은 고딕"/>
-          <w:color w:val="0F172A"/>
-          <w:sz w:val="18"/>
-          <w:lang w:eastAsia="ko-KR"/>
-        </w:rPr>
-        <w:t xml:space="preserve"> 2차 가속도(a_f2), </w:t>
-      </w:r>
-      <w:proofErr w:type="spellStart"/>
-      <w:r>
-        <w:rPr>
-          <w:rFonts w:ascii="맑은 고딕" w:eastAsia="맑은 고딕" w:hAnsi="맑은 고딕"/>
-          <w:color w:val="0F172A"/>
-          <w:sz w:val="18"/>
-          <w:lang w:eastAsia="ko-KR"/>
-        </w:rPr>
-        <w:t>군지연차</w:t>
-      </w:r>
-      <w:proofErr w:type="spellEnd"/>
-      <w:r>
-        <w:rPr>
-          <w:rFonts w:ascii="맑은 고딕" w:eastAsia="맑은 고딕" w:hAnsi="맑은 고딕"/>
-          <w:color w:val="0F172A"/>
-          <w:sz w:val="18"/>
-          <w:lang w:eastAsia="ko-KR"/>
-        </w:rPr>
-        <w:t xml:space="preserve">(T_GD) 등 잔여 LNAV 459비트를 단일 블록에 통합 탑재하였다(총 801 bits 사용, 잔여 375 bits는 표준 0101 교대 패턴 패딩). 또한 단일 </w:t>
-      </w:r>
-      <w:proofErr w:type="spellStart"/>
-      <w:r>
-        <w:rPr>
-          <w:rFonts w:ascii="맑은 고딕" w:eastAsia="맑은 고딕" w:hAnsi="맑은 고딕"/>
-          <w:color w:val="0F172A"/>
-          <w:sz w:val="18"/>
-          <w:lang w:eastAsia="ko-KR"/>
-        </w:rPr>
-        <w:t>에포크</w:t>
-      </w:r>
-      <w:proofErr w:type="spellEnd"/>
-      <w:r>
-        <w:rPr>
-          <w:rFonts w:ascii="맑은 고딕" w:eastAsia="맑은 고딕" w:hAnsi="맑은 고딕"/>
-          <w:color w:val="0F172A"/>
-          <w:sz w:val="18"/>
-          <w:lang w:eastAsia="ko-KR"/>
-        </w:rPr>
-        <w:t xml:space="preserve"> 정밀 </w:t>
-      </w:r>
-      <w:proofErr w:type="spellStart"/>
-      <w:r>
-        <w:rPr>
-          <w:rFonts w:ascii="맑은 고딕" w:eastAsia="맑은 고딕" w:hAnsi="맑은 고딕"/>
-          <w:color w:val="0F172A"/>
-          <w:sz w:val="18"/>
-          <w:lang w:eastAsia="ko-KR"/>
-        </w:rPr>
-        <w:t>측위에</w:t>
-      </w:r>
-      <w:proofErr w:type="spellEnd"/>
-      <w:r>
-        <w:rPr>
-          <w:rFonts w:ascii="맑은 고딕" w:eastAsia="맑은 고딕" w:hAnsi="맑은 고딕"/>
-          <w:color w:val="0F172A"/>
-          <w:sz w:val="18"/>
-          <w:lang w:eastAsia="ko-KR"/>
-        </w:rPr>
-        <w:t xml:space="preserve"> 사용되지 않는 </w:t>
-      </w:r>
-      <w:proofErr w:type="spellStart"/>
-      <w:r>
-        <w:rPr>
-          <w:rFonts w:ascii="맑은 고딕" w:eastAsia="맑은 고딕" w:hAnsi="맑은 고딕"/>
-          <w:color w:val="0F172A"/>
-          <w:sz w:val="18"/>
-          <w:lang w:eastAsia="ko-KR"/>
-        </w:rPr>
-        <w:t>위성군</w:t>
-      </w:r>
-      <w:proofErr w:type="spellEnd"/>
-      <w:r>
-        <w:rPr>
-          <w:rFonts w:ascii="맑은 고딕" w:eastAsia="맑은 고딕" w:hAnsi="맑은 고딕"/>
-          <w:color w:val="0F172A"/>
-          <w:sz w:val="18"/>
-          <w:lang w:eastAsia="ko-KR"/>
-        </w:rPr>
-        <w:t xml:space="preserve"> </w:t>
-      </w:r>
-      <w:proofErr w:type="spellStart"/>
-      <w:r>
-        <w:rPr>
-          <w:rFonts w:ascii="맑은 고딕" w:eastAsia="맑은 고딕" w:hAnsi="맑은 고딕"/>
-          <w:color w:val="0F172A"/>
-          <w:sz w:val="18"/>
-          <w:lang w:eastAsia="ko-KR"/>
-        </w:rPr>
         <w:lastRenderedPageBreak/>
-        <w:t>알마낙</w:t>
-      </w:r>
-      <w:proofErr w:type="spellEnd"/>
-      <w:r>
-        <w:rPr>
-          <w:rFonts w:ascii="맑은 고딕" w:eastAsia="맑은 고딕" w:hAnsi="맑은 고딕"/>
-          <w:color w:val="0F172A"/>
-          <w:sz w:val="18"/>
-          <w:lang w:eastAsia="ko-KR"/>
-        </w:rPr>
-        <w:t xml:space="preserve"> 슬롯인 SB3(846 data bits)는 오픈소스와 동일하게 전 구간을 표준 0101 교대 패딩으로 유지하여 공식 표준 구조를 엄격히 준수하였다(Table 1).</w:t>
+        <w:t>동일하게 전 구간을 표준 0101 교대 패딩으로 유지하여 공식 표준 구조를 엄격히 준수하였다(Table 1).</w:t>
       </w:r>
     </w:p>
     <w:p>
@@ -5956,34 +5972,7 @@
           <w:color w:val="1E3A8A"/>
           <w:sz w:val="19"/>
         </w:rPr>
-        <w:t>약어</w:t>
-      </w:r>
-      <w:r>
-        <w:rPr>
-          <w:rFonts w:ascii="맑은 고딕" w:eastAsia="맑은 고딕" w:hAnsi="맑은 고딕"/>
-          <w:b/>
-          <w:color w:val="1E3A8A"/>
-          <w:sz w:val="19"/>
-        </w:rPr>
-        <w:t xml:space="preserve"> </w:t>
-      </w:r>
-      <w:r>
-        <w:rPr>
-          <w:rFonts w:ascii="맑은 고딕" w:eastAsia="맑은 고딕" w:hAnsi="맑은 고딕"/>
-          <w:b/>
-          <w:color w:val="1E3A8A"/>
-          <w:sz w:val="19"/>
-        </w:rPr>
-        <w:t>정리</w:t>
-      </w:r>
-      <w:r>
-        <w:rPr>
-          <w:rFonts w:ascii="맑은 고딕" w:eastAsia="맑은 고딕" w:hAnsi="맑은 고딕"/>
-          <w:b/>
-          <w:color w:val="1E3A8A"/>
-          <w:sz w:val="19"/>
-        </w:rPr>
-        <w:t xml:space="preserve"> (Abbreviations)</w:t>
+        <w:t>약어 정리 (Abbreviations)</w:t>
       </w:r>
     </w:p>
     <w:tbl>
@@ -6056,87 +6045,7 @@
                 <w:color w:val="334155"/>
                 <w:sz w:val="14"/>
               </w:rPr>
-              <w:t>Augmented Forward Signal (</w:t>
-            </w:r>
-            <w:r>
-              <w:rPr>
-                <w:rFonts w:ascii="맑은 고딕" w:eastAsia="맑은 고딕" w:hAnsi="맑은 고딕"/>
-                <w:color w:val="334155"/>
-                <w:sz w:val="14"/>
-              </w:rPr>
-              <w:t>달</w:t>
-            </w:r>
-            <w:r>
-              <w:rPr>
-                <w:rFonts w:ascii="맑은 고딕" w:eastAsia="맑은 고딕" w:hAnsi="맑은 고딕"/>
-                <w:color w:val="334155"/>
-                <w:sz w:val="14"/>
-              </w:rPr>
-              <w:t xml:space="preserve"> </w:t>
-            </w:r>
-            <w:r>
-              <w:rPr>
-                <w:rFonts w:ascii="맑은 고딕" w:eastAsia="맑은 고딕" w:hAnsi="맑은 고딕"/>
-                <w:color w:val="334155"/>
-                <w:sz w:val="14"/>
-              </w:rPr>
-              <w:t>항법</w:t>
-            </w:r>
-            <w:r>
-              <w:rPr>
-                <w:rFonts w:ascii="맑은 고딕" w:eastAsia="맑은 고딕" w:hAnsi="맑은 고딕"/>
-                <w:color w:val="334155"/>
-                <w:sz w:val="14"/>
-              </w:rPr>
-              <w:t xml:space="preserve"> </w:t>
-            </w:r>
-            <w:r>
-              <w:rPr>
-                <w:rFonts w:ascii="맑은 고딕" w:eastAsia="맑은 고딕" w:hAnsi="맑은 고딕"/>
-                <w:color w:val="334155"/>
-                <w:sz w:val="14"/>
-              </w:rPr>
-              <w:t>증강</w:t>
-            </w:r>
-            <w:r>
-              <w:rPr>
-                <w:rFonts w:ascii="맑은 고딕" w:eastAsia="맑은 고딕" w:hAnsi="맑은 고딕"/>
-                <w:color w:val="334155"/>
-                <w:sz w:val="14"/>
-              </w:rPr>
-              <w:t xml:space="preserve"> </w:t>
-            </w:r>
-            <w:r>
-              <w:rPr>
-                <w:rFonts w:ascii="맑은 고딕" w:eastAsia="맑은 고딕" w:hAnsi="맑은 고딕"/>
-                <w:color w:val="334155"/>
-                <w:sz w:val="14"/>
-              </w:rPr>
-              <w:t>순방향</w:t>
-            </w:r>
-            <w:r>
-              <w:rPr>
-                <w:rFonts w:ascii="맑은 고딕" w:eastAsia="맑은 고딕" w:hAnsi="맑은 고딕"/>
-                <w:color w:val="334155"/>
-                <w:sz w:val="14"/>
-              </w:rPr>
-              <w:t xml:space="preserve"> </w:t>
-            </w:r>
-            <w:r>
-              <w:rPr>
-                <w:rFonts w:ascii="맑은 고딕" w:eastAsia="맑은 고딕" w:hAnsi="맑은 고딕"/>
-                <w:color w:val="334155"/>
-                <w:sz w:val="14"/>
-              </w:rPr>
-              <w:t>신호</w:t>
-            </w:r>
-            <w:r>
-              <w:rPr>
-                <w:rFonts w:ascii="맑은 고딕" w:eastAsia="맑은 고딕" w:hAnsi="맑은 고딕"/>
-                <w:color w:val="334155"/>
-                <w:sz w:val="14"/>
-              </w:rPr>
-              <w:t>)</w:t>
+              <w:t>Augmented Forward Signal (달 항법 증강 순방향 신호)</w:t>
             </w:r>
           </w:p>
         </w:tc>
@@ -6201,55 +6110,7 @@
                 <w:color w:val="334155"/>
                 <w:sz w:val="14"/>
               </w:rPr>
-              <w:t>Bose-Chaudhuri-Hocquenghem (</w:t>
-            </w:r>
-            <w:r>
-              <w:rPr>
-                <w:rFonts w:ascii="맑은 고딕" w:eastAsia="맑은 고딕" w:hAnsi="맑은 고딕"/>
-                <w:color w:val="334155"/>
-                <w:sz w:val="14"/>
-              </w:rPr>
-              <w:t>오류정정</w:t>
-            </w:r>
-            <w:r>
-              <w:rPr>
-                <w:rFonts w:ascii="맑은 고딕" w:eastAsia="맑은 고딕" w:hAnsi="맑은 고딕"/>
-                <w:color w:val="334155"/>
-                <w:sz w:val="14"/>
-              </w:rPr>
-              <w:t xml:space="preserve"> </w:t>
-            </w:r>
-            <w:r>
-              <w:rPr>
-                <w:rFonts w:ascii="맑은 고딕" w:eastAsia="맑은 고딕" w:hAnsi="맑은 고딕"/>
-                <w:color w:val="334155"/>
-                <w:sz w:val="14"/>
-              </w:rPr>
-              <w:t>순환부호</w:t>
-            </w:r>
-            <w:r>
-              <w:rPr>
-                <w:rFonts w:ascii="맑은 고딕" w:eastAsia="맑은 고딕" w:hAnsi="맑은 고딕"/>
-                <w:color w:val="334155"/>
-                <w:sz w:val="14"/>
-              </w:rPr>
-              <w:t xml:space="preserve">, SB1 </w:t>
-            </w:r>
-            <w:r>
-              <w:rPr>
-                <w:rFonts w:ascii="맑은 고딕" w:eastAsia="맑은 고딕" w:hAnsi="맑은 고딕"/>
-                <w:color w:val="334155"/>
-                <w:sz w:val="14"/>
-              </w:rPr>
-              <w:t>인코딩</w:t>
-            </w:r>
-            <w:r>
-              <w:rPr>
-                <w:rFonts w:ascii="맑은 고딕" w:eastAsia="맑은 고딕" w:hAnsi="맑은 고딕"/>
-                <w:color w:val="334155"/>
-                <w:sz w:val="14"/>
-              </w:rPr>
-              <w:t>)</w:t>
+              <w:t>Bose-Chaudhuri-Hocquenghem (오류정정 순환부호, SB1 인코딩)</w:t>
             </w:r>
           </w:p>
         </w:tc>
@@ -6318,79 +6179,7 @@
                 <w:sz w:val="14"/>
                 <w:lang w:eastAsia="ko-KR"/>
               </w:rPr>
-              <w:t>Bundle Protocol (</w:t>
-            </w:r>
-            <w:r>
-              <w:rPr>
-                <w:rFonts w:ascii="맑은 고딕" w:eastAsia="맑은 고딕" w:hAnsi="맑은 고딕"/>
-                <w:color w:val="334155"/>
-                <w:sz w:val="14"/>
-                <w:lang w:eastAsia="ko-KR"/>
-              </w:rPr>
-              <w:t>우주</w:t>
-            </w:r>
-            <w:r>
-              <w:rPr>
-                <w:rFonts w:ascii="맑은 고딕" w:eastAsia="맑은 고딕" w:hAnsi="맑은 고딕"/>
-                <w:color w:val="334155"/>
-                <w:sz w:val="14"/>
-                <w:lang w:eastAsia="ko-KR"/>
-              </w:rPr>
-              <w:t xml:space="preserve"> </w:t>
-            </w:r>
-            <w:r>
-              <w:rPr>
-                <w:rFonts w:ascii="맑은 고딕" w:eastAsia="맑은 고딕" w:hAnsi="맑은 고딕"/>
-                <w:color w:val="334155"/>
-                <w:sz w:val="14"/>
-                <w:lang w:eastAsia="ko-KR"/>
-              </w:rPr>
-              <w:t>인터넷</w:t>
-            </w:r>
-            <w:r>
-              <w:rPr>
-                <w:rFonts w:ascii="맑은 고딕" w:eastAsia="맑은 고딕" w:hAnsi="맑은 고딕"/>
-                <w:color w:val="334155"/>
-                <w:sz w:val="14"/>
-                <w:lang w:eastAsia="ko-KR"/>
-              </w:rPr>
-              <w:t xml:space="preserve"> </w:t>
-            </w:r>
-            <w:r>
-              <w:rPr>
-                <w:rFonts w:ascii="맑은 고딕" w:eastAsia="맑은 고딕" w:hAnsi="맑은 고딕"/>
-                <w:color w:val="334155"/>
-                <w:sz w:val="14"/>
-                <w:lang w:eastAsia="ko-KR"/>
-              </w:rPr>
-              <w:t>번들</w:t>
-            </w:r>
-            <w:r>
-              <w:rPr>
-                <w:rFonts w:ascii="맑은 고딕" w:eastAsia="맑은 고딕" w:hAnsi="맑은 고딕"/>
-                <w:color w:val="334155"/>
-                <w:sz w:val="14"/>
-                <w:lang w:eastAsia="ko-KR"/>
-              </w:rPr>
-              <w:t xml:space="preserve"> </w:t>
-            </w:r>
-            <w:r>
-              <w:rPr>
-                <w:rFonts w:ascii="맑은 고딕" w:eastAsia="맑은 고딕" w:hAnsi="맑은 고딕"/>
-                <w:color w:val="334155"/>
-                <w:sz w:val="14"/>
-                <w:lang w:eastAsia="ko-KR"/>
-              </w:rPr>
-              <w:t>프로토콜</w:t>
-            </w:r>
-            <w:r>
-              <w:rPr>
-                <w:rFonts w:ascii="맑은 고딕" w:eastAsia="맑은 고딕" w:hAnsi="맑은 고딕"/>
-                <w:color w:val="334155"/>
-                <w:sz w:val="14"/>
-                <w:lang w:eastAsia="ko-KR"/>
-              </w:rPr>
-              <w:t>)</w:t>
+              <w:t>Bundle Protocol (우주 인터넷 번들 프로토콜)</w:t>
             </w:r>
           </w:p>
         </w:tc>
@@ -6455,71 +6244,7 @@
                 <w:color w:val="334155"/>
                 <w:sz w:val="14"/>
               </w:rPr>
-              <w:t>Binary Phase Shift Keying (2</w:t>
-            </w:r>
-            <w:r>
-              <w:rPr>
-                <w:rFonts w:ascii="맑은 고딕" w:eastAsia="맑은 고딕" w:hAnsi="맑은 고딕"/>
-                <w:color w:val="334155"/>
-                <w:sz w:val="14"/>
-              </w:rPr>
-              <w:t>진</w:t>
-            </w:r>
-            <w:r>
-              <w:rPr>
-                <w:rFonts w:ascii="맑은 고딕" w:eastAsia="맑은 고딕" w:hAnsi="맑은 고딕"/>
-                <w:color w:val="334155"/>
-                <w:sz w:val="14"/>
-              </w:rPr>
-              <w:t xml:space="preserve"> </w:t>
-            </w:r>
-            <w:r>
-              <w:rPr>
-                <w:rFonts w:ascii="맑은 고딕" w:eastAsia="맑은 고딕" w:hAnsi="맑은 고딕"/>
-                <w:color w:val="334155"/>
-                <w:sz w:val="14"/>
-              </w:rPr>
-              <w:t>위상</w:t>
-            </w:r>
-            <w:r>
-              <w:rPr>
-                <w:rFonts w:ascii="맑은 고딕" w:eastAsia="맑은 고딕" w:hAnsi="맑은 고딕"/>
-                <w:color w:val="334155"/>
-                <w:sz w:val="14"/>
-              </w:rPr>
-              <w:t xml:space="preserve"> </w:t>
-            </w:r>
-            <w:r>
-              <w:rPr>
-                <w:rFonts w:ascii="맑은 고딕" w:eastAsia="맑은 고딕" w:hAnsi="맑은 고딕"/>
-                <w:color w:val="334155"/>
-                <w:sz w:val="14"/>
-              </w:rPr>
-              <w:t>편이</w:t>
-            </w:r>
-            <w:r>
-              <w:rPr>
-                <w:rFonts w:ascii="맑은 고딕" w:eastAsia="맑은 고딕" w:hAnsi="맑은 고딕"/>
-                <w:color w:val="334155"/>
-                <w:sz w:val="14"/>
-              </w:rPr>
-              <w:t xml:space="preserve"> </w:t>
-            </w:r>
-            <w:r>
-              <w:rPr>
-                <w:rFonts w:ascii="맑은 고딕" w:eastAsia="맑은 고딕" w:hAnsi="맑은 고딕"/>
-                <w:color w:val="334155"/>
-                <w:sz w:val="14"/>
-              </w:rPr>
-              <w:t>변조</w:t>
-            </w:r>
-            <w:r>
-              <w:rPr>
-                <w:rFonts w:ascii="맑은 고딕" w:eastAsia="맑은 고딕" w:hAnsi="맑은 고딕"/>
-                <w:color w:val="334155"/>
-                <w:sz w:val="14"/>
-              </w:rPr>
-              <w:t>)</w:t>
+              <w:t>Binary Phase Shift Keying (2진 위상 편이 변조)</w:t>
             </w:r>
           </w:p>
         </w:tc>
@@ -6584,23 +6309,7 @@
                 <w:color w:val="334155"/>
                 <w:sz w:val="14"/>
               </w:rPr>
-              <w:t>Consultative Committee for Space Data Systems (</w:t>
-            </w:r>
-            <w:r>
-              <w:rPr>
-                <w:rFonts w:ascii="맑은 고딕" w:eastAsia="맑은 고딕" w:hAnsi="맑은 고딕"/>
-                <w:color w:val="334155"/>
-                <w:sz w:val="14"/>
-              </w:rPr>
-              <w:t>우주데이터시스템자문위원회</w:t>
-            </w:r>
-            <w:r>
-              <w:rPr>
-                <w:rFonts w:ascii="맑은 고딕" w:eastAsia="맑은 고딕" w:hAnsi="맑은 고딕"/>
-                <w:color w:val="334155"/>
-                <w:sz w:val="14"/>
-              </w:rPr>
-              <w:t>)</w:t>
+              <w:t>Consultative Committee for Space Data Systems (우주데이터시스템자문위원회)</w:t>
             </w:r>
           </w:p>
         </w:tc>
@@ -6665,119 +6374,7 @@
                 <w:color w:val="334155"/>
                 <w:sz w:val="14"/>
               </w:rPr>
-              <w:t>Clock and Ephemeris Data (</w:t>
-            </w:r>
-            <w:r>
-              <w:rPr>
-                <w:rFonts w:ascii="맑은 고딕" w:eastAsia="맑은 고딕" w:hAnsi="맑은 고딕"/>
-                <w:color w:val="334155"/>
-                <w:sz w:val="14"/>
-              </w:rPr>
-              <w:t>위성</w:t>
-            </w:r>
-            <w:r>
-              <w:rPr>
-                <w:rFonts w:ascii="맑은 고딕" w:eastAsia="맑은 고딕" w:hAnsi="맑은 고딕"/>
-                <w:color w:val="334155"/>
-                <w:sz w:val="14"/>
-              </w:rPr>
-              <w:t xml:space="preserve"> </w:t>
-            </w:r>
-            <w:r>
-              <w:rPr>
-                <w:rFonts w:ascii="맑은 고딕" w:eastAsia="맑은 고딕" w:hAnsi="맑은 고딕"/>
-                <w:color w:val="334155"/>
-                <w:sz w:val="14"/>
-              </w:rPr>
-              <w:t>시계</w:t>
-            </w:r>
-            <w:r>
-              <w:rPr>
-                <w:rFonts w:ascii="맑은 고딕" w:eastAsia="맑은 고딕" w:hAnsi="맑은 고딕"/>
-                <w:color w:val="334155"/>
-                <w:sz w:val="14"/>
-              </w:rPr>
-              <w:t xml:space="preserve"> </w:t>
-            </w:r>
-            <w:r>
-              <w:rPr>
-                <w:rFonts w:ascii="맑은 고딕" w:eastAsia="맑은 고딕" w:hAnsi="맑은 고딕"/>
-                <w:color w:val="334155"/>
-                <w:sz w:val="14"/>
-              </w:rPr>
-              <w:t>및</w:t>
-            </w:r>
-            <w:r>
-              <w:rPr>
-                <w:rFonts w:ascii="맑은 고딕" w:eastAsia="맑은 고딕" w:hAnsi="맑은 고딕"/>
-                <w:color w:val="334155"/>
-                <w:sz w:val="14"/>
-              </w:rPr>
-              <w:t xml:space="preserve"> </w:t>
-            </w:r>
-            <w:r>
-              <w:rPr>
-                <w:rFonts w:ascii="맑은 고딕" w:eastAsia="맑은 고딕" w:hAnsi="맑은 고딕"/>
-                <w:color w:val="334155"/>
-                <w:sz w:val="14"/>
-              </w:rPr>
-              <w:t>정밀</w:t>
-            </w:r>
-            <w:r>
-              <w:rPr>
-                <w:rFonts w:ascii="맑은 고딕" w:eastAsia="맑은 고딕" w:hAnsi="맑은 고딕"/>
-                <w:color w:val="334155"/>
-                <w:sz w:val="14"/>
-              </w:rPr>
-              <w:t xml:space="preserve"> </w:t>
-            </w:r>
-            <w:r>
-              <w:rPr>
-                <w:rFonts w:ascii="맑은 고딕" w:eastAsia="맑은 고딕" w:hAnsi="맑은 고딕"/>
-                <w:color w:val="334155"/>
-                <w:sz w:val="14"/>
-              </w:rPr>
-              <w:t>궤도력</w:t>
-            </w:r>
-            <w:r>
-              <w:rPr>
-                <w:rFonts w:ascii="맑은 고딕" w:eastAsia="맑은 고딕" w:hAnsi="맑은 고딕"/>
-                <w:color w:val="334155"/>
-                <w:sz w:val="14"/>
-              </w:rPr>
-              <w:t xml:space="preserve"> </w:t>
-            </w:r>
-            <w:r>
-              <w:rPr>
-                <w:rFonts w:ascii="맑은 고딕" w:eastAsia="맑은 고딕" w:hAnsi="맑은 고딕"/>
-                <w:color w:val="334155"/>
-                <w:sz w:val="14"/>
-              </w:rPr>
-              <w:t>데이터</w:t>
-            </w:r>
-            <w:r>
-              <w:rPr>
-                <w:rFonts w:ascii="맑은 고딕" w:eastAsia="맑은 고딕" w:hAnsi="맑은 고딕"/>
-                <w:color w:val="334155"/>
-                <w:sz w:val="14"/>
-              </w:rPr>
-              <w:t xml:space="preserve">, SB2 </w:t>
-            </w:r>
-            <w:r>
-              <w:rPr>
-                <w:rFonts w:ascii="맑은 고딕" w:eastAsia="맑은 고딕" w:hAnsi="맑은 고딕"/>
-                <w:color w:val="334155"/>
-                <w:sz w:val="14"/>
-              </w:rPr>
-              <w:t>수록</w:t>
-            </w:r>
-            <w:r>
-              <w:rPr>
-                <w:rFonts w:ascii="맑은 고딕" w:eastAsia="맑은 고딕" w:hAnsi="맑은 고딕"/>
-                <w:color w:val="334155"/>
-                <w:sz w:val="14"/>
-              </w:rPr>
-              <w:t>)</w:t>
+              <w:t>Clock and Ephemeris Data (위성 시계 및 정밀 궤도력 데이터, SB2 수록)</w:t>
             </w:r>
           </w:p>
         </w:tc>
@@ -6842,55 +6439,7 @@
                 <w:color w:val="334155"/>
                 <w:sz w:val="14"/>
               </w:rPr>
-              <w:t>Cyclic Redundancy Check (</w:t>
-            </w:r>
-            <w:r>
-              <w:rPr>
-                <w:rFonts w:ascii="맑은 고딕" w:eastAsia="맑은 고딕" w:hAnsi="맑은 고딕"/>
-                <w:color w:val="334155"/>
-                <w:sz w:val="14"/>
-              </w:rPr>
-              <w:t>순환</w:t>
-            </w:r>
-            <w:r>
-              <w:rPr>
-                <w:rFonts w:ascii="맑은 고딕" w:eastAsia="맑은 고딕" w:hAnsi="맑은 고딕"/>
-                <w:color w:val="334155"/>
-                <w:sz w:val="14"/>
-              </w:rPr>
-              <w:t xml:space="preserve"> </w:t>
-            </w:r>
-            <w:r>
-              <w:rPr>
-                <w:rFonts w:ascii="맑은 고딕" w:eastAsia="맑은 고딕" w:hAnsi="맑은 고딕"/>
-                <w:color w:val="334155"/>
-                <w:sz w:val="14"/>
-              </w:rPr>
-              <w:t>중복</w:t>
-            </w:r>
-            <w:r>
-              <w:rPr>
-                <w:rFonts w:ascii="맑은 고딕" w:eastAsia="맑은 고딕" w:hAnsi="맑은 고딕"/>
-                <w:color w:val="334155"/>
-                <w:sz w:val="14"/>
-              </w:rPr>
-              <w:t xml:space="preserve"> </w:t>
-            </w:r>
-            <w:r>
-              <w:rPr>
-                <w:rFonts w:ascii="맑은 고딕" w:eastAsia="맑은 고딕" w:hAnsi="맑은 고딕"/>
-                <w:color w:val="334155"/>
-                <w:sz w:val="14"/>
-              </w:rPr>
-              <w:t>검사</w:t>
-            </w:r>
-            <w:r>
-              <w:rPr>
-                <w:rFonts w:ascii="맑은 고딕" w:eastAsia="맑은 고딕" w:hAnsi="맑은 고딕"/>
-                <w:color w:val="334155"/>
-                <w:sz w:val="14"/>
-              </w:rPr>
-              <w:t>, CRC-24Q)</w:t>
+              <w:t>Cyclic Redundancy Check (순환 중복 검사, CRC-24Q)</w:t>
             </w:r>
           </w:p>
         </w:tc>
@@ -6955,39 +6504,7 @@
                 <w:color w:val="334155"/>
                 <w:sz w:val="14"/>
               </w:rPr>
-              <w:t>Delay/Disruption-Tolerant Networking (</w:t>
-            </w:r>
-            <w:r>
-              <w:rPr>
-                <w:rFonts w:ascii="맑은 고딕" w:eastAsia="맑은 고딕" w:hAnsi="맑은 고딕"/>
-                <w:color w:val="334155"/>
-                <w:sz w:val="14"/>
-              </w:rPr>
-              <w:t>우주</w:t>
-            </w:r>
-            <w:r>
-              <w:rPr>
-                <w:rFonts w:ascii="맑은 고딕" w:eastAsia="맑은 고딕" w:hAnsi="맑은 고딕"/>
-                <w:color w:val="334155"/>
-                <w:sz w:val="14"/>
-              </w:rPr>
-              <w:t xml:space="preserve"> </w:t>
-            </w:r>
-            <w:r>
-              <w:rPr>
-                <w:rFonts w:ascii="맑은 고딕" w:eastAsia="맑은 고딕" w:hAnsi="맑은 고딕"/>
-                <w:color w:val="334155"/>
-                <w:sz w:val="14"/>
-              </w:rPr>
-              <w:t>지연감내네트워크</w:t>
-            </w:r>
-            <w:r>
-              <w:rPr>
-                <w:rFonts w:ascii="맑은 고딕" w:eastAsia="맑은 고딕" w:hAnsi="맑은 고딕"/>
-                <w:color w:val="334155"/>
-                <w:sz w:val="14"/>
-              </w:rPr>
-              <w:t>)</w:t>
+              <w:t>Delay/Disruption-Tolerant Networking (우주 지연감내네트워크)</w:t>
             </w:r>
           </w:p>
         </w:tc>
@@ -7052,55 +6569,7 @@
                 <w:color w:val="334155"/>
                 <w:sz w:val="14"/>
               </w:rPr>
-              <w:t>Earth-Centered, Earth-Fixed (</w:t>
-            </w:r>
-            <w:r>
-              <w:rPr>
-                <w:rFonts w:ascii="맑은 고딕" w:eastAsia="맑은 고딕" w:hAnsi="맑은 고딕"/>
-                <w:color w:val="334155"/>
-                <w:sz w:val="14"/>
-              </w:rPr>
-              <w:t>지구중심</w:t>
-            </w:r>
-            <w:r>
-              <w:rPr>
-                <w:rFonts w:ascii="맑은 고딕" w:eastAsia="맑은 고딕" w:hAnsi="맑은 고딕"/>
-                <w:color w:val="334155"/>
-                <w:sz w:val="14"/>
-              </w:rPr>
-              <w:t xml:space="preserve"> </w:t>
-            </w:r>
-            <w:r>
-              <w:rPr>
-                <w:rFonts w:ascii="맑은 고딕" w:eastAsia="맑은 고딕" w:hAnsi="맑은 고딕"/>
-                <w:color w:val="334155"/>
-                <w:sz w:val="14"/>
-              </w:rPr>
-              <w:t>지구고정</w:t>
-            </w:r>
-            <w:r>
-              <w:rPr>
-                <w:rFonts w:ascii="맑은 고딕" w:eastAsia="맑은 고딕" w:hAnsi="맑은 고딕"/>
-                <w:color w:val="334155"/>
-                <w:sz w:val="14"/>
-              </w:rPr>
-              <w:t xml:space="preserve"> </w:t>
-            </w:r>
-            <w:r>
-              <w:rPr>
-                <w:rFonts w:ascii="맑은 고딕" w:eastAsia="맑은 고딕" w:hAnsi="맑은 고딕"/>
-                <w:color w:val="334155"/>
-                <w:sz w:val="14"/>
-              </w:rPr>
-              <w:t>좌표계</w:t>
-            </w:r>
-            <w:r>
-              <w:rPr>
-                <w:rFonts w:ascii="맑은 고딕" w:eastAsia="맑은 고딕" w:hAnsi="맑은 고딕"/>
-                <w:color w:val="334155"/>
-                <w:sz w:val="14"/>
-              </w:rPr>
-              <w:t>)</w:t>
+              <w:t>Earth-Centered, Earth-Fixed (지구중심 지구고정 좌표계)</w:t>
             </w:r>
           </w:p>
         </w:tc>
@@ -7165,71 +6634,7 @@
                 <w:color w:val="334155"/>
                 <w:sz w:val="14"/>
               </w:rPr>
-              <w:t>Forward Error Correction (</w:t>
-            </w:r>
-            <w:r>
-              <w:rPr>
-                <w:rFonts w:ascii="맑은 고딕" w:eastAsia="맑은 고딕" w:hAnsi="맑은 고딕"/>
-                <w:color w:val="334155"/>
-                <w:sz w:val="14"/>
-              </w:rPr>
-              <w:t>순방향</w:t>
-            </w:r>
-            <w:r>
-              <w:rPr>
-                <w:rFonts w:ascii="맑은 고딕" w:eastAsia="맑은 고딕" w:hAnsi="맑은 고딕"/>
-                <w:color w:val="334155"/>
-                <w:sz w:val="14"/>
-              </w:rPr>
-              <w:t xml:space="preserve"> </w:t>
-            </w:r>
-            <w:r>
-              <w:rPr>
-                <w:rFonts w:ascii="맑은 고딕" w:eastAsia="맑은 고딕" w:hAnsi="맑은 고딕"/>
-                <w:color w:val="334155"/>
-                <w:sz w:val="14"/>
-              </w:rPr>
-              <w:t>오류</w:t>
-            </w:r>
-            <w:r>
-              <w:rPr>
-                <w:rFonts w:ascii="맑은 고딕" w:eastAsia="맑은 고딕" w:hAnsi="맑은 고딕"/>
-                <w:color w:val="334155"/>
-                <w:sz w:val="14"/>
-              </w:rPr>
-              <w:t xml:space="preserve"> </w:t>
-            </w:r>
-            <w:r>
-              <w:rPr>
-                <w:rFonts w:ascii="맑은 고딕" w:eastAsia="맑은 고딕" w:hAnsi="맑은 고딕"/>
-                <w:color w:val="334155"/>
-                <w:sz w:val="14"/>
-              </w:rPr>
-              <w:t>정정</w:t>
-            </w:r>
-            <w:r>
-              <w:rPr>
-                <w:rFonts w:ascii="맑은 고딕" w:eastAsia="맑은 고딕" w:hAnsi="맑은 고딕"/>
-                <w:color w:val="334155"/>
-                <w:sz w:val="14"/>
-              </w:rPr>
-              <w:t xml:space="preserve"> </w:t>
-            </w:r>
-            <w:r>
-              <w:rPr>
-                <w:rFonts w:ascii="맑은 고딕" w:eastAsia="맑은 고딕" w:hAnsi="맑은 고딕"/>
-                <w:color w:val="334155"/>
-                <w:sz w:val="14"/>
-              </w:rPr>
-              <w:t>부호</w:t>
-            </w:r>
-            <w:r>
-              <w:rPr>
-                <w:rFonts w:ascii="맑은 고딕" w:eastAsia="맑은 고딕" w:hAnsi="맑은 고딕"/>
-                <w:color w:val="334155"/>
-                <w:sz w:val="14"/>
-              </w:rPr>
-              <w:t>)</w:t>
+              <w:t>Forward Error Correction (순방향 오류 정정 부호)</w:t>
             </w:r>
           </w:p>
         </w:tc>
@@ -7294,71 +6699,7 @@
                 <w:color w:val="334155"/>
                 <w:sz w:val="14"/>
               </w:rPr>
-              <w:t>Frame Identifier (</w:t>
-            </w:r>
-            <w:r>
-              <w:rPr>
-                <w:rFonts w:ascii="맑은 고딕" w:eastAsia="맑은 고딕" w:hAnsi="맑은 고딕"/>
-                <w:color w:val="334155"/>
-                <w:sz w:val="14"/>
-              </w:rPr>
-              <w:t>프레임</w:t>
-            </w:r>
-            <w:r>
-              <w:rPr>
-                <w:rFonts w:ascii="맑은 고딕" w:eastAsia="맑은 고딕" w:hAnsi="맑은 고딕"/>
-                <w:color w:val="334155"/>
-                <w:sz w:val="14"/>
-              </w:rPr>
-              <w:t xml:space="preserve"> </w:t>
-            </w:r>
-            <w:r>
-              <w:rPr>
-                <w:rFonts w:ascii="맑은 고딕" w:eastAsia="맑은 고딕" w:hAnsi="맑은 고딕"/>
-                <w:color w:val="334155"/>
-                <w:sz w:val="14"/>
-              </w:rPr>
-              <w:t>식별자</w:t>
-            </w:r>
-            <w:r>
-              <w:rPr>
-                <w:rFonts w:ascii="맑은 고딕" w:eastAsia="맑은 고딕" w:hAnsi="맑은 고딕"/>
-                <w:color w:val="334155"/>
-                <w:sz w:val="14"/>
-              </w:rPr>
-              <w:t xml:space="preserve">, SB1 </w:t>
-            </w:r>
-            <w:r>
-              <w:rPr>
-                <w:rFonts w:ascii="맑은 고딕" w:eastAsia="맑은 고딕" w:hAnsi="맑은 고딕"/>
-                <w:color w:val="334155"/>
-                <w:sz w:val="14"/>
-              </w:rPr>
-              <w:t>헤더</w:t>
-            </w:r>
-            <w:r>
-              <w:rPr>
-                <w:rFonts w:ascii="맑은 고딕" w:eastAsia="맑은 고딕" w:hAnsi="맑은 고딕"/>
-                <w:color w:val="334155"/>
-                <w:sz w:val="14"/>
-              </w:rPr>
-              <w:t xml:space="preserve"> 2</w:t>
-            </w:r>
-            <w:r>
-              <w:rPr>
-                <w:rFonts w:ascii="맑은 고딕" w:eastAsia="맑은 고딕" w:hAnsi="맑은 고딕"/>
-                <w:color w:val="334155"/>
-                <w:sz w:val="14"/>
-              </w:rPr>
-              <w:t>비트</w:t>
-            </w:r>
-            <w:r>
-              <w:rPr>
-                <w:rFonts w:ascii="맑은 고딕" w:eastAsia="맑은 고딕" w:hAnsi="맑은 고딕"/>
-                <w:color w:val="334155"/>
-                <w:sz w:val="14"/>
-              </w:rPr>
-              <w:t>)</w:t>
+              <w:t>Frame Identifier (프레임 식별자, SB1 헤더 2비트)</w:t>
             </w:r>
           </w:p>
         </w:tc>
@@ -7423,39 +6764,7 @@
                 <w:color w:val="334155"/>
                 <w:sz w:val="14"/>
               </w:rPr>
-              <w:t>Global Navigation Satellite System (</w:t>
-            </w:r>
-            <w:r>
-              <w:rPr>
-                <w:rFonts w:ascii="맑은 고딕" w:eastAsia="맑은 고딕" w:hAnsi="맑은 고딕"/>
-                <w:color w:val="334155"/>
-                <w:sz w:val="14"/>
-              </w:rPr>
-              <w:t>범지구</w:t>
-            </w:r>
-            <w:r>
-              <w:rPr>
-                <w:rFonts w:ascii="맑은 고딕" w:eastAsia="맑은 고딕" w:hAnsi="맑은 고딕"/>
-                <w:color w:val="334155"/>
-                <w:sz w:val="14"/>
-              </w:rPr>
-              <w:t xml:space="preserve"> </w:t>
-            </w:r>
-            <w:r>
-              <w:rPr>
-                <w:rFonts w:ascii="맑은 고딕" w:eastAsia="맑은 고딕" w:hAnsi="맑은 고딕"/>
-                <w:color w:val="334155"/>
-                <w:sz w:val="14"/>
-              </w:rPr>
-              <w:t>위성항법시스템</w:t>
-            </w:r>
-            <w:r>
-              <w:rPr>
-                <w:rFonts w:ascii="맑은 고딕" w:eastAsia="맑은 고딕" w:hAnsi="맑은 고딕"/>
-                <w:color w:val="334155"/>
-                <w:sz w:val="14"/>
-              </w:rPr>
-              <w:t>)</w:t>
+              <w:t>Global Navigation Satellite System (범지구 위성항법시스템)</w:t>
             </w:r>
           </w:p>
         </w:tc>
@@ -7520,55 +6829,7 @@
                 <w:color w:val="334155"/>
                 <w:sz w:val="14"/>
               </w:rPr>
-              <w:t>Global Positioning System (</w:t>
-            </w:r>
-            <w:r>
-              <w:rPr>
-                <w:rFonts w:ascii="맑은 고딕" w:eastAsia="맑은 고딕" w:hAnsi="맑은 고딕"/>
-                <w:color w:val="334155"/>
-                <w:sz w:val="14"/>
-              </w:rPr>
-              <w:t>미국</w:t>
-            </w:r>
-            <w:r>
-              <w:rPr>
-                <w:rFonts w:ascii="맑은 고딕" w:eastAsia="맑은 고딕" w:hAnsi="맑은 고딕"/>
-                <w:color w:val="334155"/>
-                <w:sz w:val="14"/>
-              </w:rPr>
-              <w:t xml:space="preserve"> </w:t>
-            </w:r>
-            <w:r>
-              <w:rPr>
-                <w:rFonts w:ascii="맑은 고딕" w:eastAsia="맑은 고딕" w:hAnsi="맑은 고딕"/>
-                <w:color w:val="334155"/>
-                <w:sz w:val="14"/>
-              </w:rPr>
-              <w:t>범지구</w:t>
-            </w:r>
-            <w:r>
-              <w:rPr>
-                <w:rFonts w:ascii="맑은 고딕" w:eastAsia="맑은 고딕" w:hAnsi="맑은 고딕"/>
-                <w:color w:val="334155"/>
-                <w:sz w:val="14"/>
-              </w:rPr>
-              <w:t xml:space="preserve"> </w:t>
-            </w:r>
-            <w:r>
-              <w:rPr>
-                <w:rFonts w:ascii="맑은 고딕" w:eastAsia="맑은 고딕" w:hAnsi="맑은 고딕"/>
-                <w:color w:val="334155"/>
-                <w:sz w:val="14"/>
-              </w:rPr>
-              <w:t>위성항법시스템</w:t>
-            </w:r>
-            <w:r>
-              <w:rPr>
-                <w:rFonts w:ascii="맑은 고딕" w:eastAsia="맑은 고딕" w:hAnsi="맑은 고딕"/>
-                <w:color w:val="334155"/>
-                <w:sz w:val="14"/>
-              </w:rPr>
-              <w:t>)</w:t>
+              <w:t>Global Positioning System (미국 범지구 위성항법시스템)</w:t>
             </w:r>
           </w:p>
         </w:tc>
@@ -7633,47 +6894,7 @@
                 <w:color w:val="334155"/>
                 <w:sz w:val="14"/>
               </w:rPr>
-              <w:t xml:space="preserve">High-Rate </w:t>
-            </w:r>
-            <w:r>
-              <w:rPr>
-                <w:rFonts w:ascii="맑은 고딕" w:eastAsia="맑은 고딕" w:hAnsi="맑은 고딕"/>
-                <w:color w:val="334155"/>
-                <w:sz w:val="14"/>
-              </w:rPr>
-              <w:t>Delay-Tolerant Networking (</w:t>
-            </w:r>
-            <w:r>
-              <w:rPr>
-                <w:rFonts w:ascii="맑은 고딕" w:eastAsia="맑은 고딕" w:hAnsi="맑은 고딕"/>
-                <w:color w:val="334155"/>
-                <w:sz w:val="14"/>
-              </w:rPr>
-              <w:t>고속</w:t>
-            </w:r>
-            <w:r>
-              <w:rPr>
-                <w:rFonts w:ascii="맑은 고딕" w:eastAsia="맑은 고딕" w:hAnsi="맑은 고딕"/>
-                <w:color w:val="334155"/>
-                <w:sz w:val="14"/>
-              </w:rPr>
-              <w:t xml:space="preserve"> </w:t>
-            </w:r>
-            <w:r>
-              <w:rPr>
-                <w:rFonts w:ascii="맑은 고딕" w:eastAsia="맑은 고딕" w:hAnsi="맑은 고딕"/>
-                <w:color w:val="334155"/>
-                <w:sz w:val="14"/>
-              </w:rPr>
-              <w:t>지연감내네트워크</w:t>
-            </w:r>
-            <w:r>
-              <w:rPr>
-                <w:rFonts w:ascii="맑은 고딕" w:eastAsia="맑은 고딕" w:hAnsi="맑은 고딕"/>
-                <w:color w:val="334155"/>
-                <w:sz w:val="14"/>
-              </w:rPr>
-              <w:t>)</w:t>
+              <w:t>High-Rate Delay-Tolerant Networking (고속 지연감내네트워크)</w:t>
             </w:r>
           </w:p>
         </w:tc>
@@ -7738,39 +6959,7 @@
                 <w:color w:val="334155"/>
                 <w:sz w:val="14"/>
               </w:rPr>
-              <w:t xml:space="preserve">Interplanetary Overlay Network DTN (NASA/JPL DTN </w:t>
-            </w:r>
-            <w:r>
-              <w:rPr>
-                <w:rFonts w:ascii="맑은 고딕" w:eastAsia="맑은 고딕" w:hAnsi="맑은 고딕"/>
-                <w:color w:val="334155"/>
-                <w:sz w:val="14"/>
-              </w:rPr>
-              <w:t>참조</w:t>
-            </w:r>
-            <w:r>
-              <w:rPr>
-                <w:rFonts w:ascii="맑은 고딕" w:eastAsia="맑은 고딕" w:hAnsi="맑은 고딕"/>
-                <w:color w:val="334155"/>
-                <w:sz w:val="14"/>
-              </w:rPr>
-              <w:t xml:space="preserve"> </w:t>
-            </w:r>
-            <w:r>
-              <w:rPr>
-                <w:rFonts w:ascii="맑은 고딕" w:eastAsia="맑은 고딕" w:hAnsi="맑은 고딕"/>
-                <w:color w:val="334155"/>
-                <w:sz w:val="14"/>
-              </w:rPr>
-              <w:t>구현체</w:t>
-            </w:r>
-            <w:r>
-              <w:rPr>
-                <w:rFonts w:ascii="맑은 고딕" w:eastAsia="맑은 고딕" w:hAnsi="맑은 고딕"/>
-                <w:color w:val="334155"/>
-                <w:sz w:val="14"/>
-              </w:rPr>
-              <w:t>)</w:t>
+              <w:t>Interplanetary Overlay Network DTN (NASA/JPL DTN 참조 구현체)</w:t>
             </w:r>
           </w:p>
         </w:tc>
@@ -7835,71 +7024,7 @@
                 <w:color w:val="334155"/>
                 <w:sz w:val="14"/>
               </w:rPr>
-              <w:t>Low-Density Parity-Check (</w:t>
-            </w:r>
-            <w:r>
-              <w:rPr>
-                <w:rFonts w:ascii="맑은 고딕" w:eastAsia="맑은 고딕" w:hAnsi="맑은 고딕"/>
-                <w:color w:val="334155"/>
-                <w:sz w:val="14"/>
-              </w:rPr>
-              <w:t>저밀도</w:t>
-            </w:r>
-            <w:r>
-              <w:rPr>
-                <w:rFonts w:ascii="맑은 고딕" w:eastAsia="맑은 고딕" w:hAnsi="맑은 고딕"/>
-                <w:color w:val="334155"/>
-                <w:sz w:val="14"/>
-              </w:rPr>
-              <w:t xml:space="preserve"> </w:t>
-            </w:r>
-            <w:r>
-              <w:rPr>
-                <w:rFonts w:ascii="맑은 고딕" w:eastAsia="맑은 고딕" w:hAnsi="맑은 고딕"/>
-                <w:color w:val="334155"/>
-                <w:sz w:val="14"/>
-              </w:rPr>
-              <w:t>패리티</w:t>
-            </w:r>
-            <w:r>
-              <w:rPr>
-                <w:rFonts w:ascii="맑은 고딕" w:eastAsia="맑은 고딕" w:hAnsi="맑은 고딕"/>
-                <w:color w:val="334155"/>
-                <w:sz w:val="14"/>
-              </w:rPr>
-              <w:t xml:space="preserve"> </w:t>
-            </w:r>
-            <w:r>
-              <w:rPr>
-                <w:rFonts w:ascii="맑은 고딕" w:eastAsia="맑은 고딕" w:hAnsi="맑은 고딕"/>
-                <w:color w:val="334155"/>
-                <w:sz w:val="14"/>
-              </w:rPr>
-              <w:t>검사</w:t>
-            </w:r>
-            <w:r>
-              <w:rPr>
-                <w:rFonts w:ascii="맑은 고딕" w:eastAsia="맑은 고딕" w:hAnsi="맑은 고딕"/>
-                <w:color w:val="334155"/>
-                <w:sz w:val="14"/>
-              </w:rPr>
-              <w:t xml:space="preserve"> </w:t>
-            </w:r>
-            <w:r>
-              <w:rPr>
-                <w:rFonts w:ascii="맑은 고딕" w:eastAsia="맑은 고딕" w:hAnsi="맑은 고딕"/>
-                <w:color w:val="334155"/>
-                <w:sz w:val="14"/>
-              </w:rPr>
-              <w:t>부호</w:t>
-            </w:r>
-            <w:r>
-              <w:rPr>
-                <w:rFonts w:ascii="맑은 고딕" w:eastAsia="맑은 고딕" w:hAnsi="맑은 고딕"/>
-                <w:color w:val="334155"/>
-                <w:sz w:val="14"/>
-              </w:rPr>
-              <w:t>)</w:t>
+              <w:t>Low-Density Parity-Check (저밀도 패리티 검사 부호)</w:t>
             </w:r>
           </w:p>
         </w:tc>
@@ -7964,55 +7089,7 @@
                 <w:color w:val="334155"/>
                 <w:sz w:val="14"/>
               </w:rPr>
-              <w:t xml:space="preserve">Legacy Navigation message (GPS L1 C/A </w:t>
-            </w:r>
-            <w:r>
-              <w:rPr>
-                <w:rFonts w:ascii="맑은 고딕" w:eastAsia="맑은 고딕" w:hAnsi="맑은 고딕"/>
-                <w:color w:val="334155"/>
-                <w:sz w:val="14"/>
-              </w:rPr>
-              <w:t>전통</w:t>
-            </w:r>
-            <w:r>
-              <w:rPr>
-                <w:rFonts w:ascii="맑은 고딕" w:eastAsia="맑은 고딕" w:hAnsi="맑은 고딕"/>
-                <w:color w:val="334155"/>
-                <w:sz w:val="14"/>
-              </w:rPr>
-              <w:t xml:space="preserve"> </w:t>
-            </w:r>
-            <w:r>
-              <w:rPr>
-                <w:rFonts w:ascii="맑은 고딕" w:eastAsia="맑은 고딕" w:hAnsi="맑은 고딕"/>
-                <w:color w:val="334155"/>
-                <w:sz w:val="14"/>
-              </w:rPr>
-              <w:t>항법</w:t>
-            </w:r>
-            <w:r>
-              <w:rPr>
-                <w:rFonts w:ascii="맑은 고딕" w:eastAsia="맑은 고딕" w:hAnsi="맑은 고딕"/>
-                <w:color w:val="334155"/>
-                <w:sz w:val="14"/>
-              </w:rPr>
-              <w:t xml:space="preserve"> </w:t>
-            </w:r>
-            <w:r>
-              <w:rPr>
-                <w:rFonts w:ascii="맑은 고딕" w:eastAsia="맑은 고딕" w:hAnsi="맑은 고딕"/>
-                <w:color w:val="334155"/>
-                <w:sz w:val="14"/>
-              </w:rPr>
-              <w:t>메시지</w:t>
-            </w:r>
-            <w:r>
-              <w:rPr>
-                <w:rFonts w:ascii="맑은 고딕" w:eastAsia="맑은 고딕" w:hAnsi="맑은 고딕"/>
-                <w:color w:val="334155"/>
-                <w:sz w:val="14"/>
-              </w:rPr>
-              <w:t>)</w:t>
+              <w:t>Legacy Navigation message (GPS L1 C/A 전통 항법 메시지)</w:t>
             </w:r>
           </w:p>
         </w:tc>
@@ -8077,95 +7154,7 @@
                 <w:color w:val="334155"/>
                 <w:sz w:val="14"/>
               </w:rPr>
-              <w:t xml:space="preserve">Lunar Navigation &amp; DTN Integration System </w:t>
-            </w:r>
-            <w:r>
-              <w:rPr>
-                <w:rFonts w:ascii="맑은 고딕" w:eastAsia="맑은 고딕" w:hAnsi="맑은 고딕"/>
-                <w:color w:val="334155"/>
-                <w:sz w:val="14"/>
-              </w:rPr>
-              <w:t>(</w:t>
-            </w:r>
-            <w:r>
-              <w:rPr>
-                <w:rFonts w:ascii="맑은 고딕" w:eastAsia="맑은 고딕" w:hAnsi="맑은 고딕"/>
-                <w:color w:val="334155"/>
-                <w:sz w:val="14"/>
-              </w:rPr>
-              <w:t>달</w:t>
-            </w:r>
-            <w:r>
-              <w:rPr>
-                <w:rFonts w:ascii="맑은 고딕" w:eastAsia="맑은 고딕" w:hAnsi="맑은 고딕"/>
-                <w:color w:val="334155"/>
-                <w:sz w:val="14"/>
-              </w:rPr>
-              <w:t xml:space="preserve"> </w:t>
-            </w:r>
-            <w:r>
-              <w:rPr>
-                <w:rFonts w:ascii="맑은 고딕" w:eastAsia="맑은 고딕" w:hAnsi="맑은 고딕"/>
-                <w:color w:val="334155"/>
-                <w:sz w:val="14"/>
-              </w:rPr>
-              <w:t>항법</w:t>
-            </w:r>
-            <w:r>
-              <w:rPr>
-                <w:rFonts w:ascii="맑은 고딕" w:eastAsia="맑은 고딕" w:hAnsi="맑은 고딕"/>
-                <w:color w:val="334155"/>
-                <w:sz w:val="14"/>
-              </w:rPr>
-              <w:t xml:space="preserve">·DTN </w:t>
-            </w:r>
-            <w:r>
-              <w:rPr>
-                <w:rFonts w:ascii="맑은 고딕" w:eastAsia="맑은 고딕" w:hAnsi="맑은 고딕"/>
-                <w:color w:val="334155"/>
-                <w:sz w:val="14"/>
-              </w:rPr>
-              <w:t>통합</w:t>
-            </w:r>
-            <w:r>
-              <w:rPr>
-                <w:rFonts w:ascii="맑은 고딕" w:eastAsia="맑은 고딕" w:hAnsi="맑은 고딕"/>
-                <w:color w:val="334155"/>
-                <w:sz w:val="14"/>
-              </w:rPr>
-              <w:t xml:space="preserve"> </w:t>
-            </w:r>
-            <w:r>
-              <w:rPr>
-                <w:rFonts w:ascii="맑은 고딕" w:eastAsia="맑은 고딕" w:hAnsi="맑은 고딕"/>
-                <w:color w:val="334155"/>
-                <w:sz w:val="14"/>
-              </w:rPr>
-              <w:t>검증</w:t>
-            </w:r>
-            <w:r>
-              <w:rPr>
-                <w:rFonts w:ascii="맑은 고딕" w:eastAsia="맑은 고딕" w:hAnsi="맑은 고딕"/>
-                <w:color w:val="334155"/>
-                <w:sz w:val="14"/>
-              </w:rPr>
-              <w:t xml:space="preserve"> </w:t>
-            </w:r>
-            <w:r>
-              <w:rPr>
-                <w:rFonts w:ascii="맑은 고딕" w:eastAsia="맑은 고딕" w:hAnsi="맑은 고딕"/>
-                <w:color w:val="334155"/>
-                <w:sz w:val="14"/>
-              </w:rPr>
-              <w:t>시스템</w:t>
-            </w:r>
-            <w:r>
-              <w:rPr>
-                <w:rFonts w:ascii="맑은 고딕" w:eastAsia="맑은 고딕" w:hAnsi="맑은 고딕"/>
-                <w:color w:val="334155"/>
-                <w:sz w:val="14"/>
-              </w:rPr>
-              <w:t>)</w:t>
+              <w:t>Lunar Navigation &amp; DTN Integration System (달 항법·DTN 통합 검증 시스템)</w:t>
             </w:r>
           </w:p>
         </w:tc>
@@ -8230,103 +7219,7 @@
                 <w:color w:val="334155"/>
                 <w:sz w:val="14"/>
               </w:rPr>
-              <w:t>LunaNet Signal-In-Space (</w:t>
-            </w:r>
-            <w:r>
-              <w:rPr>
-                <w:rFonts w:ascii="맑은 고딕" w:eastAsia="맑은 고딕" w:hAnsi="맑은 고딕"/>
-                <w:color w:val="334155"/>
-                <w:sz w:val="14"/>
-              </w:rPr>
-              <w:t>달</w:t>
-            </w:r>
-            <w:r>
-              <w:rPr>
-                <w:rFonts w:ascii="맑은 고딕" w:eastAsia="맑은 고딕" w:hAnsi="맑은 고딕"/>
-                <w:color w:val="334155"/>
-                <w:sz w:val="14"/>
-              </w:rPr>
-              <w:t xml:space="preserve"> </w:t>
-            </w:r>
-            <w:r>
-              <w:rPr>
-                <w:rFonts w:ascii="맑은 고딕" w:eastAsia="맑은 고딕" w:hAnsi="맑은 고딕"/>
-                <w:color w:val="334155"/>
-                <w:sz w:val="14"/>
-              </w:rPr>
-              <w:t>통신</w:t>
-            </w:r>
-            <w:r>
-              <w:rPr>
-                <w:rFonts w:ascii="맑은 고딕" w:eastAsia="맑은 고딕" w:hAnsi="맑은 고딕"/>
-                <w:color w:val="334155"/>
-                <w:sz w:val="14"/>
-              </w:rPr>
-              <w:t>·</w:t>
-            </w:r>
-            <w:r>
-              <w:rPr>
-                <w:rFonts w:ascii="맑은 고딕" w:eastAsia="맑은 고딕" w:hAnsi="맑은 고딕"/>
-                <w:color w:val="334155"/>
-                <w:sz w:val="14"/>
-              </w:rPr>
-              <w:t>항법</w:t>
-            </w:r>
-            <w:r>
-              <w:rPr>
-                <w:rFonts w:ascii="맑은 고딕" w:eastAsia="맑은 고딕" w:hAnsi="맑은 고딕"/>
-                <w:color w:val="334155"/>
-                <w:sz w:val="14"/>
-              </w:rPr>
-              <w:t xml:space="preserve"> </w:t>
-            </w:r>
-            <w:r>
-              <w:rPr>
-                <w:rFonts w:ascii="맑은 고딕" w:eastAsia="맑은 고딕" w:hAnsi="맑은 고딕"/>
-                <w:color w:val="334155"/>
-                <w:sz w:val="14"/>
-              </w:rPr>
-              <w:t>신호</w:t>
-            </w:r>
-            <w:r>
-              <w:rPr>
-                <w:rFonts w:ascii="맑은 고딕" w:eastAsia="맑은 고딕" w:hAnsi="맑은 고딕"/>
-                <w:color w:val="334155"/>
-                <w:sz w:val="14"/>
-              </w:rPr>
-              <w:t xml:space="preserve"> </w:t>
-            </w:r>
-            <w:r>
-              <w:rPr>
-                <w:rFonts w:ascii="맑은 고딕" w:eastAsia="맑은 고딕" w:hAnsi="맑은 고딕"/>
-                <w:color w:val="334155"/>
-                <w:sz w:val="14"/>
-              </w:rPr>
-              <w:t>표준</w:t>
-            </w:r>
-            <w:r>
-              <w:rPr>
-                <w:rFonts w:ascii="맑은 고딕" w:eastAsia="맑은 고딕" w:hAnsi="맑은 고딕"/>
-                <w:color w:val="334155"/>
-                <w:sz w:val="14"/>
-              </w:rPr>
-              <w:t xml:space="preserve"> </w:t>
-            </w:r>
-            <w:r>
-              <w:rPr>
-                <w:rFonts w:ascii="맑은 고딕" w:eastAsia="맑은 고딕" w:hAnsi="맑은 고딕"/>
-                <w:color w:val="334155"/>
-                <w:sz w:val="14"/>
-              </w:rPr>
-              <w:t>규격</w:t>
-            </w:r>
-            <w:r>
-              <w:rPr>
-                <w:rFonts w:ascii="맑은 고딕" w:eastAsia="맑은 고딕" w:hAnsi="맑은 고딕"/>
-                <w:color w:val="334155"/>
-                <w:sz w:val="14"/>
-              </w:rPr>
-              <w:t>)</w:t>
+              <w:t>LunaNet Signal-In-Space (달 통신·항법 신호 표준 규격)</w:t>
             </w:r>
           </w:p>
         </w:tc>
@@ -8391,71 +7284,7 @@
                 <w:color w:val="334155"/>
                 <w:sz w:val="14"/>
               </w:rPr>
-              <w:t>Position, Navigation, and Timing (</w:t>
-            </w:r>
-            <w:r>
-              <w:rPr>
-                <w:rFonts w:ascii="맑은 고딕" w:eastAsia="맑은 고딕" w:hAnsi="맑은 고딕"/>
-                <w:color w:val="334155"/>
-                <w:sz w:val="14"/>
-              </w:rPr>
-              <w:t>위치</w:t>
-            </w:r>
-            <w:r>
-              <w:rPr>
-                <w:rFonts w:ascii="맑은 고딕" w:eastAsia="맑은 고딕" w:hAnsi="맑은 고딕"/>
-                <w:color w:val="334155"/>
-                <w:sz w:val="14"/>
-              </w:rPr>
-              <w:t>·</w:t>
-            </w:r>
-            <w:r>
-              <w:rPr>
-                <w:rFonts w:ascii="맑은 고딕" w:eastAsia="맑은 고딕" w:hAnsi="맑은 고딕"/>
-                <w:color w:val="334155"/>
-                <w:sz w:val="14"/>
-              </w:rPr>
-              <w:t>항법</w:t>
-            </w:r>
-            <w:r>
-              <w:rPr>
-                <w:rFonts w:ascii="맑은 고딕" w:eastAsia="맑은 고딕" w:hAnsi="맑은 고딕"/>
-                <w:color w:val="334155"/>
-                <w:sz w:val="14"/>
-              </w:rPr>
-              <w:t>·</w:t>
-            </w:r>
-            <w:r>
-              <w:rPr>
-                <w:rFonts w:ascii="맑은 고딕" w:eastAsia="맑은 고딕" w:hAnsi="맑은 고딕"/>
-                <w:color w:val="334155"/>
-                <w:sz w:val="14"/>
-              </w:rPr>
-              <w:t>시각</w:t>
-            </w:r>
-            <w:r>
-              <w:rPr>
-                <w:rFonts w:ascii="맑은 고딕" w:eastAsia="맑은 고딕" w:hAnsi="맑은 고딕"/>
-                <w:color w:val="334155"/>
-                <w:sz w:val="14"/>
-              </w:rPr>
-              <w:t xml:space="preserve"> </w:t>
-            </w:r>
-            <w:r>
-              <w:rPr>
-                <w:rFonts w:ascii="맑은 고딕" w:eastAsia="맑은 고딕" w:hAnsi="맑은 고딕"/>
-                <w:color w:val="334155"/>
-                <w:sz w:val="14"/>
-              </w:rPr>
-              <w:t>서비스</w:t>
-            </w:r>
-            <w:r>
-              <w:rPr>
-                <w:rFonts w:ascii="맑은 고딕" w:eastAsia="맑은 고딕" w:hAnsi="맑은 고딕"/>
-                <w:color w:val="334155"/>
-                <w:sz w:val="14"/>
-              </w:rPr>
-              <w:t>)</w:t>
+              <w:t>Position, Navigation, and Timing (위치·항법·시각 서비스)</w:t>
             </w:r>
           </w:p>
         </w:tc>
@@ -8521,71 +7350,7 @@
                 <w:color w:val="334155"/>
                 <w:sz w:val="14"/>
               </w:rPr>
-              <w:t>Position, Velocity, and Time (</w:t>
-            </w:r>
-            <w:r>
-              <w:rPr>
-                <w:rFonts w:ascii="맑은 고딕" w:eastAsia="맑은 고딕" w:hAnsi="맑은 고딕"/>
-                <w:color w:val="334155"/>
-                <w:sz w:val="14"/>
-              </w:rPr>
-              <w:t>위치</w:t>
-            </w:r>
-            <w:r>
-              <w:rPr>
-                <w:rFonts w:ascii="맑은 고딕" w:eastAsia="맑은 고딕" w:hAnsi="맑은 고딕"/>
-                <w:color w:val="334155"/>
-                <w:sz w:val="14"/>
-              </w:rPr>
-              <w:t>·</w:t>
-            </w:r>
-            <w:r>
-              <w:rPr>
-                <w:rFonts w:ascii="맑은 고딕" w:eastAsia="맑은 고딕" w:hAnsi="맑은 고딕"/>
-                <w:color w:val="334155"/>
-                <w:sz w:val="14"/>
-              </w:rPr>
-              <w:t>속도</w:t>
-            </w:r>
-            <w:r>
-              <w:rPr>
-                <w:rFonts w:ascii="맑은 고딕" w:eastAsia="맑은 고딕" w:hAnsi="맑은 고딕"/>
-                <w:color w:val="334155"/>
-                <w:sz w:val="14"/>
-              </w:rPr>
-              <w:t>·</w:t>
-            </w:r>
-            <w:r>
-              <w:rPr>
-                <w:rFonts w:ascii="맑은 고딕" w:eastAsia="맑은 고딕" w:hAnsi="맑은 고딕"/>
-                <w:color w:val="334155"/>
-                <w:sz w:val="14"/>
-              </w:rPr>
-              <w:t>시각</w:t>
-            </w:r>
-            <w:r>
-              <w:rPr>
-                <w:rFonts w:ascii="맑은 고딕" w:eastAsia="맑은 고딕" w:hAnsi="맑은 고딕"/>
-                <w:color w:val="334155"/>
-                <w:sz w:val="14"/>
-              </w:rPr>
-              <w:t xml:space="preserve"> </w:t>
-            </w:r>
-            <w:r>
-              <w:rPr>
-                <w:rFonts w:ascii="맑은 고딕" w:eastAsia="맑은 고딕" w:hAnsi="맑은 고딕"/>
-                <w:color w:val="334155"/>
-                <w:sz w:val="14"/>
-              </w:rPr>
-              <w:t>해</w:t>
-            </w:r>
-            <w:r>
-              <w:rPr>
-                <w:rFonts w:ascii="맑은 고딕" w:eastAsia="맑은 고딕" w:hAnsi="맑은 고딕"/>
-                <w:color w:val="334155"/>
-                <w:sz w:val="14"/>
-              </w:rPr>
-              <w:t>)</w:t>
+              <w:t>Position, Velocity, and Time (위치·속도·시각 해)</w:t>
             </w:r>
           </w:p>
         </w:tc>
@@ -8654,97 +7419,7 @@
                 <w:sz w:val="14"/>
                 <w:lang w:eastAsia="ko-KR"/>
               </w:rPr>
-              <w:t>Quasi-Cyclic LDPC (</w:t>
-            </w:r>
-            <w:r>
-              <w:rPr>
-                <w:rFonts w:ascii="맑은 고딕" w:eastAsia="맑은 고딕" w:hAnsi="맑은 고딕"/>
-                <w:color w:val="334155"/>
-                <w:sz w:val="14"/>
-                <w:lang w:eastAsia="ko-KR"/>
-              </w:rPr>
-              <w:t>준순환</w:t>
-            </w:r>
-            <w:r>
-              <w:rPr>
-                <w:rFonts w:ascii="맑은 고딕" w:eastAsia="맑은 고딕" w:hAnsi="맑은 고딕"/>
-                <w:color w:val="334155"/>
-                <w:sz w:val="14"/>
-                <w:lang w:eastAsia="ko-KR"/>
-              </w:rPr>
-              <w:t xml:space="preserve"> </w:t>
-            </w:r>
-            <w:r>
-              <w:rPr>
-                <w:rFonts w:ascii="맑은 고딕" w:eastAsia="맑은 고딕" w:hAnsi="맑은 고딕"/>
-                <w:color w:val="334155"/>
-                <w:sz w:val="14"/>
-                <w:lang w:eastAsia="ko-KR"/>
-              </w:rPr>
-              <w:t>저밀도</w:t>
-            </w:r>
-            <w:r>
-              <w:rPr>
-                <w:rFonts w:ascii="맑은 고딕" w:eastAsia="맑은 고딕" w:hAnsi="맑은 고딕"/>
-                <w:color w:val="334155"/>
-                <w:sz w:val="14"/>
-                <w:lang w:eastAsia="ko-KR"/>
-              </w:rPr>
-              <w:t xml:space="preserve"> </w:t>
-            </w:r>
-            <w:r>
-              <w:rPr>
-                <w:rFonts w:ascii="맑은 고딕" w:eastAsia="맑은 고딕" w:hAnsi="맑은 고딕"/>
-                <w:color w:val="334155"/>
-                <w:sz w:val="14"/>
-                <w:lang w:eastAsia="ko-KR"/>
-              </w:rPr>
-              <w:t>패리티</w:t>
-            </w:r>
-            <w:r>
-              <w:rPr>
-                <w:rFonts w:ascii="맑은 고딕" w:eastAsia="맑은 고딕" w:hAnsi="맑은 고딕"/>
-                <w:color w:val="334155"/>
-                <w:sz w:val="14"/>
-                <w:lang w:eastAsia="ko-KR"/>
-              </w:rPr>
-              <w:t xml:space="preserve"> </w:t>
-            </w:r>
-            <w:r>
-              <w:rPr>
-                <w:rFonts w:ascii="맑은 고딕" w:eastAsia="맑은 고딕" w:hAnsi="맑은 고딕"/>
-                <w:color w:val="334155"/>
-                <w:sz w:val="14"/>
-                <w:lang w:eastAsia="ko-KR"/>
-              </w:rPr>
-              <w:t>검사</w:t>
-            </w:r>
-            <w:r>
-              <w:rPr>
-                <w:rFonts w:ascii="맑은 고딕" w:eastAsia="맑은 고딕" w:hAnsi="맑은 고딕"/>
-                <w:color w:val="334155"/>
-                <w:sz w:val="14"/>
-                <w:lang w:eastAsia="ko-KR"/>
-              </w:rPr>
-              <w:t xml:space="preserve"> </w:t>
-            </w:r>
-            <w:r>
-              <w:rPr>
-                <w:rFonts w:ascii="맑은 고딕" w:eastAsia="맑은 고딕" w:hAnsi="맑은 고딕"/>
-                <w:color w:val="334155"/>
-                <w:sz w:val="14"/>
-                <w:lang w:eastAsia="ko-KR"/>
-              </w:rPr>
-              <w:t>부호</w:t>
-            </w:r>
-            <w:r>
-              <w:rPr>
-                <w:rFonts w:ascii="맑은 고딕" w:eastAsia="맑은 고딕" w:hAnsi="맑은 고딕"/>
-                <w:color w:val="334155"/>
-                <w:sz w:val="14"/>
-                <w:lang w:eastAsia="ko-KR"/>
-              </w:rPr>
-              <w:t>)</w:t>
+              <w:t>Quasi-Cyclic LDPC (준순환 저밀도 패리티 검사 부호)</w:t>
             </w:r>
           </w:p>
         </w:tc>
@@ -8809,63 +7484,7 @@
                 <w:color w:val="334155"/>
                 <w:sz w:val="14"/>
               </w:rPr>
-              <w:t xml:space="preserve">Receiver Multi-GNSS Raw </w:t>
-            </w:r>
-            <w:r>
-              <w:rPr>
-                <w:rFonts w:ascii="맑은 고딕" w:eastAsia="맑은 고딕" w:hAnsi="맑은 고딕"/>
-                <w:color w:val="334155"/>
-                <w:sz w:val="14"/>
-              </w:rPr>
-              <w:t xml:space="preserve">Measurement (u-blox </w:t>
-            </w:r>
-            <w:r>
-              <w:rPr>
-                <w:rFonts w:ascii="맑은 고딕" w:eastAsia="맑은 고딕" w:hAnsi="맑은 고딕"/>
-                <w:color w:val="334155"/>
-                <w:sz w:val="14"/>
-              </w:rPr>
-              <w:t>원시</w:t>
-            </w:r>
-            <w:r>
-              <w:rPr>
-                <w:rFonts w:ascii="맑은 고딕" w:eastAsia="맑은 고딕" w:hAnsi="맑은 고딕"/>
-                <w:color w:val="334155"/>
-                <w:sz w:val="14"/>
-              </w:rPr>
-              <w:t xml:space="preserve"> </w:t>
-            </w:r>
-            <w:r>
-              <w:rPr>
-                <w:rFonts w:ascii="맑은 고딕" w:eastAsia="맑은 고딕" w:hAnsi="맑은 고딕"/>
-                <w:color w:val="334155"/>
-                <w:sz w:val="14"/>
-              </w:rPr>
-              <w:t>관측</w:t>
-            </w:r>
-            <w:r>
-              <w:rPr>
-                <w:rFonts w:ascii="맑은 고딕" w:eastAsia="맑은 고딕" w:hAnsi="맑은 고딕"/>
-                <w:color w:val="334155"/>
-                <w:sz w:val="14"/>
-              </w:rPr>
-              <w:t xml:space="preserve"> </w:t>
-            </w:r>
-            <w:r>
-              <w:rPr>
-                <w:rFonts w:ascii="맑은 고딕" w:eastAsia="맑은 고딕" w:hAnsi="맑은 고딕"/>
-                <w:color w:val="334155"/>
-                <w:sz w:val="14"/>
-              </w:rPr>
-              <w:t>메시지</w:t>
-            </w:r>
-            <w:r>
-              <w:rPr>
-                <w:rFonts w:ascii="맑은 고딕" w:eastAsia="맑은 고딕" w:hAnsi="맑은 고딕"/>
-                <w:color w:val="334155"/>
-                <w:sz w:val="14"/>
-              </w:rPr>
-              <w:t>)</w:t>
+              <w:t>Receiver Multi-GNSS Raw Measurement (u-blox 원시 관측 메시지)</w:t>
             </w:r>
           </w:p>
         </w:tc>
@@ -8930,71 +7549,7 @@
                 <w:color w:val="334155"/>
                 <w:sz w:val="14"/>
               </w:rPr>
-              <w:t>Radio Frequency (</w:t>
-            </w:r>
-            <w:r>
-              <w:rPr>
-                <w:rFonts w:ascii="맑은 고딕" w:eastAsia="맑은 고딕" w:hAnsi="맑은 고딕"/>
-                <w:color w:val="334155"/>
-                <w:sz w:val="14"/>
-              </w:rPr>
-              <w:t>무선</w:t>
-            </w:r>
-            <w:r>
-              <w:rPr>
-                <w:rFonts w:ascii="맑은 고딕" w:eastAsia="맑은 고딕" w:hAnsi="맑은 고딕"/>
-                <w:color w:val="334155"/>
-                <w:sz w:val="14"/>
-              </w:rPr>
-              <w:t xml:space="preserve"> </w:t>
-            </w:r>
-            <w:r>
-              <w:rPr>
-                <w:rFonts w:ascii="맑은 고딕" w:eastAsia="맑은 고딕" w:hAnsi="맑은 고딕"/>
-                <w:color w:val="334155"/>
-                <w:sz w:val="14"/>
-              </w:rPr>
-              <w:t>주파수</w:t>
-            </w:r>
-            <w:r>
-              <w:rPr>
-                <w:rFonts w:ascii="맑은 고딕" w:eastAsia="맑은 고딕" w:hAnsi="맑은 고딕"/>
-                <w:color w:val="334155"/>
-                <w:sz w:val="14"/>
-              </w:rPr>
-              <w:t xml:space="preserve"> </w:t>
-            </w:r>
-            <w:r>
-              <w:rPr>
-                <w:rFonts w:ascii="맑은 고딕" w:eastAsia="맑은 고딕" w:hAnsi="맑은 고딕"/>
-                <w:color w:val="334155"/>
-                <w:sz w:val="14"/>
-              </w:rPr>
-              <w:t>베이스밴드</w:t>
-            </w:r>
-            <w:r>
-              <w:rPr>
-                <w:rFonts w:ascii="맑은 고딕" w:eastAsia="맑은 고딕" w:hAnsi="맑은 고딕"/>
-                <w:color w:val="334155"/>
-                <w:sz w:val="14"/>
-              </w:rPr>
-              <w:t xml:space="preserve"> </w:t>
-            </w:r>
-            <w:r>
-              <w:rPr>
-                <w:rFonts w:ascii="맑은 고딕" w:eastAsia="맑은 고딕" w:hAnsi="맑은 고딕"/>
-                <w:color w:val="334155"/>
-                <w:sz w:val="14"/>
-              </w:rPr>
-              <w:t>신호</w:t>
-            </w:r>
-            <w:r>
-              <w:rPr>
-                <w:rFonts w:ascii="맑은 고딕" w:eastAsia="맑은 고딕" w:hAnsi="맑은 고딕"/>
-                <w:color w:val="334155"/>
-                <w:sz w:val="14"/>
-              </w:rPr>
-              <w:t>)</w:t>
+              <w:t>Radio Frequency (무선 주파수 베이스밴드 신호)</w:t>
             </w:r>
           </w:p>
         </w:tc>
@@ -9059,71 +7614,7 @@
                 <w:color w:val="334155"/>
                 <w:sz w:val="14"/>
               </w:rPr>
-              <w:t>Open Source Program Package for GNSS Positioning (</w:t>
-            </w:r>
-            <w:r>
-              <w:rPr>
-                <w:rFonts w:ascii="맑은 고딕" w:eastAsia="맑은 고딕" w:hAnsi="맑은 고딕"/>
-                <w:color w:val="334155"/>
-                <w:sz w:val="14"/>
-              </w:rPr>
-              <w:t>정밀</w:t>
-            </w:r>
-            <w:r>
-              <w:rPr>
-                <w:rFonts w:ascii="맑은 고딕" w:eastAsia="맑은 고딕" w:hAnsi="맑은 고딕"/>
-                <w:color w:val="334155"/>
-                <w:sz w:val="14"/>
-              </w:rPr>
-              <w:t xml:space="preserve"> </w:t>
-            </w:r>
-            <w:r>
-              <w:rPr>
-                <w:rFonts w:ascii="맑은 고딕" w:eastAsia="맑은 고딕" w:hAnsi="맑은 고딕"/>
-                <w:color w:val="334155"/>
-                <w:sz w:val="14"/>
-              </w:rPr>
-              <w:t>측위</w:t>
-            </w:r>
-            <w:r>
-              <w:rPr>
-                <w:rFonts w:ascii="맑은 고딕" w:eastAsia="맑은 고딕" w:hAnsi="맑은 고딕"/>
-                <w:color w:val="334155"/>
-                <w:sz w:val="14"/>
-              </w:rPr>
-              <w:t xml:space="preserve"> </w:t>
-            </w:r>
-            <w:r>
-              <w:rPr>
-                <w:rFonts w:ascii="맑은 고딕" w:eastAsia="맑은 고딕" w:hAnsi="맑은 고딕"/>
-                <w:color w:val="334155"/>
-                <w:sz w:val="14"/>
-              </w:rPr>
-              <w:t>오픈소스</w:t>
-            </w:r>
-            <w:r>
-              <w:rPr>
-                <w:rFonts w:ascii="맑은 고딕" w:eastAsia="맑은 고딕" w:hAnsi="맑은 고딕"/>
-                <w:color w:val="334155"/>
-                <w:sz w:val="14"/>
-              </w:rPr>
-              <w:t xml:space="preserve"> </w:t>
-            </w:r>
-            <w:r>
-              <w:rPr>
-                <w:rFonts w:ascii="맑은 고딕" w:eastAsia="맑은 고딕" w:hAnsi="맑은 고딕"/>
-                <w:color w:val="334155"/>
-                <w:sz w:val="14"/>
-              </w:rPr>
-              <w:t>패키지</w:t>
-            </w:r>
-            <w:r>
-              <w:rPr>
-                <w:rFonts w:ascii="맑은 고딕" w:eastAsia="맑은 고딕" w:hAnsi="맑은 고딕"/>
-                <w:color w:val="334155"/>
-                <w:sz w:val="14"/>
-              </w:rPr>
-              <w:t>)</w:t>
+              <w:t>Open Source Program Package for GNSS Positioning (정밀 측위 오픈소스 패키지)</w:t>
             </w:r>
           </w:p>
         </w:tc>
@@ -9188,39 +7679,7 @@
                 <w:color w:val="334155"/>
                 <w:sz w:val="14"/>
               </w:rPr>
-              <w:t xml:space="preserve">Sub-block (AFS </w:t>
-            </w:r>
-            <w:r>
-              <w:rPr>
-                <w:rFonts w:ascii="맑은 고딕" w:eastAsia="맑은 고딕" w:hAnsi="맑은 고딕"/>
-                <w:color w:val="334155"/>
-                <w:sz w:val="14"/>
-              </w:rPr>
-              <w:t>물리</w:t>
-            </w:r>
-            <w:r>
-              <w:rPr>
-                <w:rFonts w:ascii="맑은 고딕" w:eastAsia="맑은 고딕" w:hAnsi="맑은 고딕"/>
-                <w:color w:val="334155"/>
-                <w:sz w:val="14"/>
-              </w:rPr>
-              <w:t xml:space="preserve"> </w:t>
-            </w:r>
-            <w:r>
-              <w:rPr>
-                <w:rFonts w:ascii="맑은 고딕" w:eastAsia="맑은 고딕" w:hAnsi="맑은 고딕"/>
-                <w:color w:val="334155"/>
-                <w:sz w:val="14"/>
-              </w:rPr>
-              <w:t>서브블록</w:t>
-            </w:r>
-            <w:r>
-              <w:rPr>
-                <w:rFonts w:ascii="맑은 고딕" w:eastAsia="맑은 고딕" w:hAnsi="맑은 고딕"/>
-                <w:color w:val="334155"/>
-                <w:sz w:val="14"/>
-              </w:rPr>
-              <w:t>, SB1~SB4)</w:t>
+              <w:t>Sub-block (AFS 물리 서브블록, SB1~SB4)</w:t>
             </w:r>
           </w:p>
         </w:tc>
@@ -9285,71 +7744,7 @@
                 <w:color w:val="334155"/>
                 <w:sz w:val="14"/>
               </w:rPr>
-              <w:t xml:space="preserve">Subframe Broadcast Navigation Data (u-blox </w:t>
-            </w:r>
-            <w:r>
-              <w:rPr>
-                <w:rFonts w:ascii="맑은 고딕" w:eastAsia="맑은 고딕" w:hAnsi="맑은 고딕"/>
-                <w:color w:val="334155"/>
-                <w:sz w:val="14"/>
-              </w:rPr>
-              <w:t>방송</w:t>
-            </w:r>
-            <w:r>
-              <w:rPr>
-                <w:rFonts w:ascii="맑은 고딕" w:eastAsia="맑은 고딕" w:hAnsi="맑은 고딕"/>
-                <w:color w:val="334155"/>
-                <w:sz w:val="14"/>
-              </w:rPr>
-              <w:t xml:space="preserve"> </w:t>
-            </w:r>
-            <w:r>
-              <w:rPr>
-                <w:rFonts w:ascii="맑은 고딕" w:eastAsia="맑은 고딕" w:hAnsi="맑은 고딕"/>
-                <w:color w:val="334155"/>
-                <w:sz w:val="14"/>
-              </w:rPr>
-              <w:t>항법</w:t>
-            </w:r>
-            <w:r>
-              <w:rPr>
-                <w:rFonts w:ascii="맑은 고딕" w:eastAsia="맑은 고딕" w:hAnsi="맑은 고딕"/>
-                <w:color w:val="334155"/>
-                <w:sz w:val="14"/>
-              </w:rPr>
-              <w:t xml:space="preserve"> </w:t>
-            </w:r>
-            <w:r>
-              <w:rPr>
-                <w:rFonts w:ascii="맑은 고딕" w:eastAsia="맑은 고딕" w:hAnsi="맑은 고딕"/>
-                <w:color w:val="334155"/>
-                <w:sz w:val="14"/>
-              </w:rPr>
-              <w:t>프레임</w:t>
-            </w:r>
-            <w:r>
-              <w:rPr>
-                <w:rFonts w:ascii="맑은 고딕" w:eastAsia="맑은 고딕" w:hAnsi="맑은 고딕"/>
-                <w:color w:val="334155"/>
-                <w:sz w:val="14"/>
-              </w:rPr>
-              <w:t xml:space="preserve"> </w:t>
-            </w:r>
-            <w:r>
-              <w:rPr>
-                <w:rFonts w:ascii="맑은 고딕" w:eastAsia="맑은 고딕" w:hAnsi="맑은 고딕"/>
-                <w:color w:val="334155"/>
-                <w:sz w:val="14"/>
-              </w:rPr>
-              <w:t>메시지</w:t>
-            </w:r>
-            <w:r>
-              <w:rPr>
-                <w:rFonts w:ascii="맑은 고딕" w:eastAsia="맑은 고딕" w:hAnsi="맑은 고딕"/>
-                <w:color w:val="334155"/>
-                <w:sz w:val="14"/>
-              </w:rPr>
-              <w:t>)</w:t>
+              <w:t>Subframe Broadcast Navigation Data (u-blox 방송 항법 프레임 메시지)</w:t>
             </w:r>
           </w:p>
         </w:tc>
@@ -9414,71 +7809,7 @@
                 <w:color w:val="334155"/>
                 <w:sz w:val="14"/>
               </w:rPr>
-              <w:t>Synchronization Pattern (</w:t>
-            </w:r>
-            <w:r>
-              <w:rPr>
-                <w:rFonts w:ascii="맑은 고딕" w:eastAsia="맑은 고딕" w:hAnsi="맑은 고딕"/>
-                <w:color w:val="334155"/>
-                <w:sz w:val="14"/>
-              </w:rPr>
-              <w:t>프레임</w:t>
-            </w:r>
-            <w:r>
-              <w:rPr>
-                <w:rFonts w:ascii="맑은 고딕" w:eastAsia="맑은 고딕" w:hAnsi="맑은 고딕"/>
-                <w:color w:val="334155"/>
-                <w:sz w:val="14"/>
-              </w:rPr>
-              <w:t xml:space="preserve"> </w:t>
-            </w:r>
-            <w:r>
-              <w:rPr>
-                <w:rFonts w:ascii="맑은 고딕" w:eastAsia="맑은 고딕" w:hAnsi="맑은 고딕"/>
-                <w:color w:val="334155"/>
-                <w:sz w:val="14"/>
-              </w:rPr>
-              <w:t>동기화</w:t>
-            </w:r>
-            <w:r>
-              <w:rPr>
-                <w:rFonts w:ascii="맑은 고딕" w:eastAsia="맑은 고딕" w:hAnsi="맑은 고딕"/>
-                <w:color w:val="334155"/>
-                <w:sz w:val="14"/>
-              </w:rPr>
-              <w:t xml:space="preserve"> </w:t>
-            </w:r>
-            <w:r>
-              <w:rPr>
-                <w:rFonts w:ascii="맑은 고딕" w:eastAsia="맑은 고딕" w:hAnsi="맑은 고딕"/>
-                <w:color w:val="334155"/>
-                <w:sz w:val="14"/>
-              </w:rPr>
-              <w:t>부호</w:t>
-            </w:r>
-            <w:r>
-              <w:rPr>
-                <w:rFonts w:ascii="맑은 고딕" w:eastAsia="맑은 고딕" w:hAnsi="맑은 고딕"/>
-                <w:color w:val="334155"/>
-                <w:sz w:val="14"/>
-              </w:rPr>
-              <w:t xml:space="preserve">, 68 </w:t>
-            </w:r>
-            <w:r>
-              <w:rPr>
-                <w:rFonts w:ascii="맑은 고딕" w:eastAsia="맑은 고딕" w:hAnsi="맑은 고딕"/>
-                <w:color w:val="334155"/>
-                <w:sz w:val="14"/>
-              </w:rPr>
-              <w:t>심볼</w:t>
-            </w:r>
-            <w:r>
-              <w:rPr>
-                <w:rFonts w:ascii="맑은 고딕" w:eastAsia="맑은 고딕" w:hAnsi="맑은 고딕"/>
-                <w:color w:val="334155"/>
-                <w:sz w:val="14"/>
-              </w:rPr>
-              <w:t>)</w:t>
+              <w:t>Synchronization Pattern (프레임 동기화 부호, 68 심볼)</w:t>
             </w:r>
           </w:p>
         </w:tc>
@@ -9543,39 +7874,7 @@
                 <w:color w:val="334155"/>
                 <w:sz w:val="14"/>
               </w:rPr>
-              <w:t>Single Point Positioning (</w:t>
-            </w:r>
-            <w:r>
-              <w:rPr>
-                <w:rFonts w:ascii="맑은 고딕" w:eastAsia="맑은 고딕" w:hAnsi="맑은 고딕"/>
-                <w:color w:val="334155"/>
-                <w:sz w:val="14"/>
-              </w:rPr>
-              <w:t>단독측위</w:t>
-            </w:r>
-            <w:r>
-              <w:rPr>
-                <w:rFonts w:ascii="맑은 고딕" w:eastAsia="맑은 고딕" w:hAnsi="맑은 고딕"/>
-                <w:color w:val="334155"/>
-                <w:sz w:val="14"/>
-              </w:rPr>
-              <w:t xml:space="preserve"> </w:t>
-            </w:r>
-            <w:r>
-              <w:rPr>
-                <w:rFonts w:ascii="맑은 고딕" w:eastAsia="맑은 고딕" w:hAnsi="맑은 고딕"/>
-                <w:color w:val="334155"/>
-                <w:sz w:val="14"/>
-              </w:rPr>
-              <w:t>기법</w:t>
-            </w:r>
-            <w:r>
-              <w:rPr>
-                <w:rFonts w:ascii="맑은 고딕" w:eastAsia="맑은 고딕" w:hAnsi="맑은 고딕"/>
-                <w:color w:val="334155"/>
-                <w:sz w:val="14"/>
-              </w:rPr>
-              <w:t>)</w:t>
+              <w:t>Single Point Positioning (단독측위 기법)</w:t>
             </w:r>
           </w:p>
         </w:tc>
@@ -9640,119 +7939,7 @@
                 <w:color w:val="334155"/>
                 <w:sz w:val="14"/>
               </w:rPr>
-              <w:t>Time Of Interval (12</w:t>
-            </w:r>
-            <w:r>
-              <w:rPr>
-                <w:rFonts w:ascii="맑은 고딕" w:eastAsia="맑은 고딕" w:hAnsi="맑은 고딕"/>
-                <w:color w:val="334155"/>
-                <w:sz w:val="14"/>
-              </w:rPr>
-              <w:t>초</w:t>
-            </w:r>
-            <w:r>
-              <w:rPr>
-                <w:rFonts w:ascii="맑은 고딕" w:eastAsia="맑은 고딕" w:hAnsi="맑은 고딕"/>
-                <w:color w:val="334155"/>
-                <w:sz w:val="14"/>
-              </w:rPr>
-              <w:t xml:space="preserve"> </w:t>
-            </w:r>
-            <w:r>
-              <w:rPr>
-                <w:rFonts w:ascii="맑은 고딕" w:eastAsia="맑은 고딕" w:hAnsi="맑은 고딕"/>
-                <w:color w:val="334155"/>
-                <w:sz w:val="14"/>
-              </w:rPr>
-              <w:t>주기</w:t>
-            </w:r>
-            <w:r>
-              <w:rPr>
-                <w:rFonts w:ascii="맑은 고딕" w:eastAsia="맑은 고딕" w:hAnsi="맑은 고딕"/>
-                <w:color w:val="334155"/>
-                <w:sz w:val="14"/>
-              </w:rPr>
-              <w:t xml:space="preserve"> </w:t>
-            </w:r>
-            <w:r>
-              <w:rPr>
-                <w:rFonts w:ascii="맑은 고딕" w:eastAsia="맑은 고딕" w:hAnsi="맑은 고딕"/>
-                <w:color w:val="334155"/>
-                <w:sz w:val="14"/>
-              </w:rPr>
-              <w:t>프레임</w:t>
-            </w:r>
-            <w:r>
-              <w:rPr>
-                <w:rFonts w:ascii="맑은 고딕" w:eastAsia="맑은 고딕" w:hAnsi="맑은 고딕"/>
-                <w:color w:val="334155"/>
-                <w:sz w:val="14"/>
-              </w:rPr>
-              <w:t xml:space="preserve"> </w:t>
-            </w:r>
-            <w:r>
-              <w:rPr>
-                <w:rFonts w:ascii="맑은 고딕" w:eastAsia="맑은 고딕" w:hAnsi="맑은 고딕"/>
-                <w:color w:val="334155"/>
-                <w:sz w:val="14"/>
-              </w:rPr>
-              <w:t>시간</w:t>
-            </w:r>
-            <w:r>
-              <w:rPr>
-                <w:rFonts w:ascii="맑은 고딕" w:eastAsia="맑은 고딕" w:hAnsi="맑은 고딕"/>
-                <w:color w:val="334155"/>
-                <w:sz w:val="14"/>
-              </w:rPr>
-              <w:t xml:space="preserve"> </w:t>
-            </w:r>
-            <w:r>
-              <w:rPr>
-                <w:rFonts w:ascii="맑은 고딕" w:eastAsia="맑은 고딕" w:hAnsi="맑은 고딕"/>
-                <w:color w:val="334155"/>
-                <w:sz w:val="14"/>
-              </w:rPr>
-              <w:t>간격</w:t>
-            </w:r>
-            <w:r>
-              <w:rPr>
-                <w:rFonts w:ascii="맑은 고딕" w:eastAsia="맑은 고딕" w:hAnsi="맑은 고딕"/>
-                <w:color w:val="334155"/>
-                <w:sz w:val="14"/>
-              </w:rPr>
-              <w:t xml:space="preserve"> </w:t>
-            </w:r>
-            <w:r>
-              <w:rPr>
-                <w:rFonts w:ascii="맑은 고딕" w:eastAsia="맑은 고딕" w:hAnsi="맑은 고딕"/>
-                <w:color w:val="334155"/>
-                <w:sz w:val="14"/>
-              </w:rPr>
-              <w:t>인덱스</w:t>
-            </w:r>
-            <w:r>
-              <w:rPr>
-                <w:rFonts w:ascii="맑은 고딕" w:eastAsia="맑은 고딕" w:hAnsi="맑은 고딕"/>
-                <w:color w:val="334155"/>
-                <w:sz w:val="14"/>
-              </w:rPr>
-              <w:t>, 7</w:t>
-            </w:r>
-            <w:r>
-              <w:rPr>
-                <w:rFonts w:ascii="맑은 고딕" w:eastAsia="맑은 고딕" w:hAnsi="맑은 고딕"/>
-                <w:color w:val="334155"/>
-                <w:sz w:val="14"/>
-              </w:rPr>
-              <w:t>비트</w:t>
-            </w:r>
-            <w:r>
-              <w:rPr>
-                <w:rFonts w:ascii="맑은 고딕" w:eastAsia="맑은 고딕" w:hAnsi="맑은 고딕"/>
-                <w:color w:val="334155"/>
-                <w:sz w:val="14"/>
-              </w:rPr>
-              <w:t>)</w:t>
+              <w:t>Time Of Interval (12초 주기 프레임 시간 간격 인덱스, 7비트)</w:t>
             </w:r>
           </w:p>
         </w:tc>
@@ -9817,55 +8004,7 @@
                 <w:color w:val="334155"/>
                 <w:sz w:val="14"/>
               </w:rPr>
-              <w:t>Time of Transmission (</w:t>
-            </w:r>
-            <w:r>
-              <w:rPr>
-                <w:rFonts w:ascii="맑은 고딕" w:eastAsia="맑은 고딕" w:hAnsi="맑은 고딕"/>
-                <w:color w:val="334155"/>
-                <w:sz w:val="14"/>
-              </w:rPr>
-              <w:t>신호</w:t>
-            </w:r>
-            <w:r>
-              <w:rPr>
-                <w:rFonts w:ascii="맑은 고딕" w:eastAsia="맑은 고딕" w:hAnsi="맑은 고딕"/>
-                <w:color w:val="334155"/>
-                <w:sz w:val="14"/>
-              </w:rPr>
-              <w:t xml:space="preserve"> </w:t>
-            </w:r>
-            <w:r>
-              <w:rPr>
-                <w:rFonts w:ascii="맑은 고딕" w:eastAsia="맑은 고딕" w:hAnsi="맑은 고딕"/>
-                <w:color w:val="334155"/>
-                <w:sz w:val="14"/>
-              </w:rPr>
-              <w:t>송신</w:t>
-            </w:r>
-            <w:r>
-              <w:rPr>
-                <w:rFonts w:ascii="맑은 고딕" w:eastAsia="맑은 고딕" w:hAnsi="맑은 고딕"/>
-                <w:color w:val="334155"/>
-                <w:sz w:val="14"/>
-              </w:rPr>
-              <w:t xml:space="preserve"> </w:t>
-            </w:r>
-            <w:r>
-              <w:rPr>
-                <w:rFonts w:ascii="맑은 고딕" w:eastAsia="맑은 고딕" w:hAnsi="맑은 고딕"/>
-                <w:color w:val="334155"/>
-                <w:sz w:val="14"/>
-              </w:rPr>
-              <w:t>기준시</w:t>
-            </w:r>
-            <w:r>
-              <w:rPr>
-                <w:rFonts w:ascii="맑은 고딕" w:eastAsia="맑은 고딕" w:hAnsi="맑은 고딕"/>
-                <w:color w:val="334155"/>
-                <w:sz w:val="14"/>
-              </w:rPr>
-              <w:t>, MSG-G8)</w:t>
+              <w:t>Time of Transmission (신호 송신 기준시, MSG-G8)</w:t>
             </w:r>
           </w:p>
         </w:tc>
@@ -9930,87 +8069,7 @@
                 <w:color w:val="334155"/>
                 <w:sz w:val="14"/>
               </w:rPr>
-              <w:t>Time To First Fix (</w:t>
-            </w:r>
-            <w:r>
-              <w:rPr>
-                <w:rFonts w:ascii="맑은 고딕" w:eastAsia="맑은 고딕" w:hAnsi="맑은 고딕"/>
-                <w:color w:val="334155"/>
-                <w:sz w:val="14"/>
-              </w:rPr>
-              <w:t>초기</w:t>
-            </w:r>
-            <w:r>
-              <w:rPr>
-                <w:rFonts w:ascii="맑은 고딕" w:eastAsia="맑은 고딕" w:hAnsi="맑은 고딕"/>
-                <w:color w:val="334155"/>
-                <w:sz w:val="14"/>
-              </w:rPr>
-              <w:t xml:space="preserve"> </w:t>
-            </w:r>
-            <w:r>
-              <w:rPr>
-                <w:rFonts w:ascii="맑은 고딕" w:eastAsia="맑은 고딕" w:hAnsi="맑은 고딕"/>
-                <w:color w:val="334155"/>
-                <w:sz w:val="14"/>
-              </w:rPr>
-              <w:t>위치</w:t>
-            </w:r>
-            <w:r>
-              <w:rPr>
-                <w:rFonts w:ascii="맑은 고딕" w:eastAsia="맑은 고딕" w:hAnsi="맑은 고딕"/>
-                <w:color w:val="334155"/>
-                <w:sz w:val="14"/>
-              </w:rPr>
-              <w:t xml:space="preserve"> </w:t>
-            </w:r>
-            <w:r>
-              <w:rPr>
-                <w:rFonts w:ascii="맑은 고딕" w:eastAsia="맑은 고딕" w:hAnsi="맑은 고딕"/>
-                <w:color w:val="334155"/>
-                <w:sz w:val="14"/>
-              </w:rPr>
-              <w:t>산출</w:t>
-            </w:r>
-            <w:r>
-              <w:rPr>
-                <w:rFonts w:ascii="맑은 고딕" w:eastAsia="맑은 고딕" w:hAnsi="맑은 고딕"/>
-                <w:color w:val="334155"/>
-                <w:sz w:val="14"/>
-              </w:rPr>
-              <w:t xml:space="preserve"> </w:t>
-            </w:r>
-            <w:r>
-              <w:rPr>
-                <w:rFonts w:ascii="맑은 고딕" w:eastAsia="맑은 고딕" w:hAnsi="맑은 고딕"/>
-                <w:color w:val="334155"/>
-                <w:sz w:val="14"/>
-              </w:rPr>
-              <w:t>소요</w:t>
-            </w:r>
-            <w:r>
-              <w:rPr>
-                <w:rFonts w:ascii="맑은 고딕" w:eastAsia="맑은 고딕" w:hAnsi="맑은 고딕"/>
-                <w:color w:val="334155"/>
-                <w:sz w:val="14"/>
-              </w:rPr>
-              <w:t xml:space="preserve"> </w:t>
-            </w:r>
-            <w:r>
-              <w:rPr>
-                <w:rFonts w:ascii="맑은 고딕" w:eastAsia="맑은 고딕" w:hAnsi="맑은 고딕"/>
-                <w:color w:val="334155"/>
-                <w:sz w:val="14"/>
-              </w:rPr>
-              <w:t>시간</w:t>
-            </w:r>
-            <w:r>
-              <w:rPr>
-                <w:rFonts w:ascii="맑은 고딕" w:eastAsia="맑은 고딕" w:hAnsi="맑은 고딕"/>
-                <w:color w:val="334155"/>
-                <w:sz w:val="14"/>
-              </w:rPr>
-              <w:t>)</w:t>
+              <w:t>Time To First Fix (초기 위치 산출 소요 시간)</w:t>
             </w:r>
           </w:p>
         </w:tc>
@@ -10075,63 +8134,7 @@
                 <w:color w:val="334155"/>
                 <w:sz w:val="14"/>
               </w:rPr>
-              <w:t>u-blox Proprietary Binary GNSS</w:t>
-            </w:r>
-            <w:r>
-              <w:rPr>
-                <w:rFonts w:ascii="맑은 고딕" w:eastAsia="맑은 고딕" w:hAnsi="맑은 고딕"/>
-                <w:color w:val="334155"/>
-                <w:sz w:val="14"/>
-              </w:rPr>
-              <w:t xml:space="preserve"> Protocol (u-blox </w:t>
-            </w:r>
-            <w:r>
-              <w:rPr>
-                <w:rFonts w:ascii="맑은 고딕" w:eastAsia="맑은 고딕" w:hAnsi="맑은 고딕"/>
-                <w:color w:val="334155"/>
-                <w:sz w:val="14"/>
-              </w:rPr>
-              <w:t>전용</w:t>
-            </w:r>
-            <w:r>
-              <w:rPr>
-                <w:rFonts w:ascii="맑은 고딕" w:eastAsia="맑은 고딕" w:hAnsi="맑은 고딕"/>
-                <w:color w:val="334155"/>
-                <w:sz w:val="14"/>
-              </w:rPr>
-              <w:t xml:space="preserve"> </w:t>
-            </w:r>
-            <w:r>
-              <w:rPr>
-                <w:rFonts w:ascii="맑은 고딕" w:eastAsia="맑은 고딕" w:hAnsi="맑은 고딕"/>
-                <w:color w:val="334155"/>
-                <w:sz w:val="14"/>
-              </w:rPr>
-              <w:t>바이너리</w:t>
-            </w:r>
-            <w:r>
-              <w:rPr>
-                <w:rFonts w:ascii="맑은 고딕" w:eastAsia="맑은 고딕" w:hAnsi="맑은 고딕"/>
-                <w:color w:val="334155"/>
-                <w:sz w:val="14"/>
-              </w:rPr>
-              <w:t xml:space="preserve"> </w:t>
-            </w:r>
-            <w:r>
-              <w:rPr>
-                <w:rFonts w:ascii="맑은 고딕" w:eastAsia="맑은 고딕" w:hAnsi="맑은 고딕"/>
-                <w:color w:val="334155"/>
-                <w:sz w:val="14"/>
-              </w:rPr>
-              <w:t>프로토콜</w:t>
-            </w:r>
-            <w:r>
-              <w:rPr>
-                <w:rFonts w:ascii="맑은 고딕" w:eastAsia="맑은 고딕" w:hAnsi="맑은 고딕"/>
-                <w:color w:val="334155"/>
-                <w:sz w:val="14"/>
-              </w:rPr>
-              <w:t>)</w:t>
+              <w:t>u-blox Proprietary Binary GNSS Protocol (u-blox 전용 바이너리 프로토콜)</w:t>
             </w:r>
           </w:p>
         </w:tc>
@@ -10148,70 +8151,7 @@
           <w:color w:val="1E3A8A"/>
           <w:sz w:val="19"/>
         </w:rPr>
-        <w:t>참</w:t>
-      </w:r>
-      <w:r>
-        <w:rPr>
-          <w:rFonts w:ascii="맑은 고딕" w:eastAsia="맑은 고딕" w:hAnsi="맑은 고딕"/>
-          <w:b/>
-          <w:color w:val="1E3A8A"/>
-          <w:sz w:val="19"/>
-        </w:rPr>
-        <w:t xml:space="preserve"> </w:t>
-      </w:r>
-      <w:r>
-        <w:rPr>
-          <w:rFonts w:ascii="맑은 고딕" w:eastAsia="맑은 고딕" w:hAnsi="맑은 고딕"/>
-          <w:b/>
-          <w:color w:val="1E3A8A"/>
-          <w:sz w:val="19"/>
-        </w:rPr>
-        <w:t>고</w:t>
-      </w:r>
-      <w:r>
-        <w:rPr>
-          <w:rFonts w:ascii="맑은 고딕" w:eastAsia="맑은 고딕" w:hAnsi="맑은 고딕"/>
-          <w:b/>
-          <w:color w:val="1E3A8A"/>
-          <w:sz w:val="19"/>
-        </w:rPr>
-        <w:t xml:space="preserve"> </w:t>
-      </w:r>
-      <w:r>
-        <w:rPr>
-          <w:rFonts w:ascii="맑은 고딕" w:eastAsia="맑은 고딕" w:hAnsi="맑은 고딕"/>
-          <w:b/>
-          <w:color w:val="1E3A8A"/>
-          <w:sz w:val="19"/>
-        </w:rPr>
-        <w:t>문</w:t>
-      </w:r>
-      <w:r>
-        <w:rPr>
-          <w:rFonts w:ascii="맑은 고딕" w:eastAsia="맑은 고딕" w:hAnsi="맑은 고딕"/>
-          <w:b/>
-          <w:color w:val="1E3A8A"/>
-          <w:sz w:val="19"/>
-        </w:rPr>
-        <w:t xml:space="preserve"> </w:t>
-      </w:r>
-      <w:r>
-        <w:rPr>
-          <w:rFonts w:ascii="맑은 고딕" w:eastAsia="맑은 고딕" w:hAnsi="맑은 고딕"/>
-          <w:b/>
-          <w:color w:val="1E3A8A"/>
-          <w:sz w:val="19"/>
-        </w:rPr>
-        <w:t>헌</w:t>
-      </w:r>
-      <w:r>
-        <w:rPr>
-          <w:rFonts w:ascii="맑은 고딕" w:eastAsia="맑은 고딕" w:hAnsi="맑은 고딕"/>
-          <w:b/>
-          <w:color w:val="1E3A8A"/>
-          <w:sz w:val="19"/>
-        </w:rPr>
-        <w:t xml:space="preserve"> (References)</w:t>
+        <w:t>참 고 문 헌 (References)</w:t>
       </w:r>
     </w:p>
     <w:p>
@@ -10241,15 +8181,7 @@
           <w:color w:val="334155"/>
           <w:sz w:val="15"/>
         </w:rPr>
-        <w:t xml:space="preserve">[2] CCSDS, CCSDS Bundle Protocol Specification, </w:t>
-      </w:r>
-      <w:r>
-        <w:rPr>
-          <w:rFonts w:ascii="맑은 고딕" w:eastAsia="맑은 고딕" w:hAnsi="맑은 고딕"/>
-          <w:color w:val="334155"/>
-          <w:sz w:val="15"/>
-        </w:rPr>
-        <w:t>Recommended Standard CCSDS 734.2-B-1, Sep. 2015.</w:t>
+        <w:t>[2] CCSDS, CCSDS Bundle Protocol Specification, Recommended Standard CCSDS 734.2-B-1, Sep. 2015.</w:t>
       </w:r>
     </w:p>
     <w:p>
@@ -10279,15 +8211,7 @@
           <w:color w:val="334155"/>
           <w:sz w:val="15"/>
         </w:rPr>
-        <w:t>[4] Kocabas, S. E., and Atalar, A., "Binary Sequ</w:t>
-      </w:r>
-      <w:r>
-        <w:rPr>
-          <w:rFonts w:ascii="맑은 고딕" w:eastAsia="맑은 고딕" w:hAnsi="맑은 고딕"/>
-          <w:color w:val="334155"/>
-          <w:sz w:val="15"/>
-        </w:rPr>
-        <w:t>ences with Low Aperiodic Autocorrelation for Synchronization," IEEE Communications Letters, Vol. 7, No. 1, 2003, pp. 36-38.</w:t>
+        <w:t>[4] Kocabas, S. E., and Atalar, A., "Binary Sequences with Low Aperiodic Autocorrelation for Synchronization," IEEE Communications Letters, Vol. 7, No. 1, 2003, pp. 36-38.</w:t>
       </w:r>
     </w:p>
     <w:p>
@@ -10317,15 +8241,7 @@
           <w:color w:val="334155"/>
           <w:sz w:val="15"/>
         </w:rPr>
-        <w:t>[6] u-blox AG, ZED-F9T-10B High Accur</w:t>
-      </w:r>
-      <w:r>
-        <w:rPr>
-          <w:rFonts w:ascii="맑은 고딕" w:eastAsia="맑은 고딕" w:hAnsi="맑은 고딕"/>
-          <w:color w:val="334155"/>
-          <w:sz w:val="15"/>
-        </w:rPr>
-        <w:t>acy Timing Module Integration Manual, Doc. UBX-20033630, Section 3.12.1.2, 2021.</w:t>
+        <w:t>[6] u-blox AG, ZED-F9T-10B High Accuracy Timing Module Integration Manual, Doc. UBX-20033630, Section 3.12.1.2, 2021.</w:t>
       </w:r>
     </w:p>
     <w:p>
@@ -10355,15 +8271,7 @@
           <w:color w:val="334155"/>
           <w:sz w:val="15"/>
         </w:rPr>
-        <w:t>[8] Takasu, T., and Yasuda, A., "Development of th</w:t>
-      </w:r>
-      <w:r>
-        <w:rPr>
-          <w:rFonts w:ascii="맑은 고딕" w:eastAsia="맑은 고딕" w:hAnsi="맑은 고딕"/>
-          <w:color w:val="334155"/>
-          <w:sz w:val="15"/>
-        </w:rPr>
-        <w:t>e Low-Cost RTK-GPS Receiver with an Open Source Program Package RTKLIB," Int. Symp. on GPS/GNSS, 2009.</w:t>
+        <w:t>[8] Takasu, T., and Yasuda, A., "Development of the Low-Cost RTK-GPS Receiver with an Open Source Program Package RTKLIB," Int. Symp. on GPS/GNSS, 2009.</w:t>
       </w:r>
     </w:p>
     <w:p>
@@ -22298,7 +20206,7 @@
 </file>
 
 <file path=customXml/itemProps1.xml><?xml version="1.0" encoding="utf-8"?>
-<ds:datastoreItem xmlns:ds="http://schemas.openxmlformats.org/officeDocument/2006/customXml" ds:itemID="{9447EC14-49C1-41AE-991E-591DD58ADBE0}">
+<ds:datastoreItem xmlns:ds="http://schemas.openxmlformats.org/officeDocument/2006/customXml" ds:itemID="{11D3AE76-DCF6-4097-B421-A80C8560020C}">
   <ds:schemaRefs>
     <ds:schemaRef ds:uri="http://schemas.openxmlformats.org/officeDocument/2006/bibliography"/>
   </ds:schemaRefs>
